--- a/docs/progress/Supplementary_Progress_Report_v1.0_formatted.docx
+++ b/docs/progress/Supplementary_Progress_Report_v1.0_formatted.docx
@@ -23,7 +23,7 @@
         <w:rPr>
           <w:b/>
         </w:rPr>
-        <w:t>Practical work completed — Weeks 1–3+ (baseline 1 July 2026; updated 6 July 2026)</w:t>
+        <w:t>Practical work completed — Weeks 1–4 (baseline 1 July 2026; updated 9 July 2026)</w:t>
       </w:r>
     </w:p>
     <w:p>
@@ -410,7 +410,7 @@
             </w:pPr>
             <w:r/>
             <w:r>
-              <w:t xml:space="preserve">Result (6 Jul on </w:t>
+              <w:t xml:space="preserve">Result (9 Jul on </w:t>
             </w:r>
             <w:r>
               <w:rPr>
@@ -456,25 +456,7 @@
               <w:t>Complete</w:t>
             </w:r>
             <w:r>
-              <w:t xml:space="preserve"> — hybrid XML parser; </w:t>
-            </w:r>
-            <w:r>
-              <w:rPr>
-                <w:b/>
-              </w:rPr>
-              <w:t>7,068 / 7,068</w:t>
-            </w:r>
-            <w:r>
-              <w:t xml:space="preserve"> MASC screens re-parsed with </w:t>
-            </w:r>
-            <w:r>
-              <w:rPr>
-                <w:b/>
-              </w:rPr>
-              <w:t>R13–R20 extended fields</w:t>
-            </w:r>
-            <w:r>
-              <w:t xml:space="preserve">; MASC </w:t>
+              <w:t xml:space="preserve"> — hybrid XML parser; MASC </w:t>
             </w:r>
             <w:r>
               <w:rPr>
@@ -484,7 +466,7 @@
               <w:t>&lt;wrapper&gt;</w:t>
             </w:r>
             <w:r>
-              <w:t xml:space="preserve"> traversal fix</w:t>
+              <w:t xml:space="preserve"> + bounds fixes; visibility field; R13–R20 extended fields</w:t>
             </w:r>
           </w:p>
         </w:tc>
@@ -517,7 +499,49 @@
               <w:rPr>
                 <w:b/>
               </w:rPr>
-              <w:t>R01–R20 implemented</w:t>
+              <w:t>R01–R30 implemented</w:t>
+            </w:r>
+            <w:r>
+              <w:t xml:space="preserve"> — visibility filter; R11 implemented; R09 needs declared colors/screenshot; </w:t>
+            </w:r>
+            <w:r>
+              <w:rPr>
+                <w:b/>
+              </w:rPr>
+              <w:t>94 pytest</w:t>
+            </w:r>
+          </w:p>
+        </w:tc>
+      </w:tr>
+      <w:tr>
+        <w:tc>
+          <w:tcPr>
+            <w:tcW w:type="dxa" w:w="4680"/>
+          </w:tcPr>
+          <w:p>
+            <w:pPr>
+              <w:spacing w:after="40"/>
+            </w:pPr>
+            <w:r/>
+            <w:r>
+              <w:t>Agent layer (Stage 3)</w:t>
+            </w:r>
+          </w:p>
+        </w:tc>
+        <w:tc>
+          <w:tcPr>
+            <w:tcW w:type="dxa" w:w="4680"/>
+          </w:tcPr>
+          <w:p>
+            <w:pPr>
+              <w:spacing w:after="40"/>
+            </w:pPr>
+            <w:r/>
+            <w:r>
+              <w:rPr>
+                <w:b/>
+              </w:rPr>
+              <w:t>Wired</w:t>
             </w:r>
             <w:r>
               <w:t xml:space="preserve"> — </w:t>
@@ -527,52 +551,10 @@
                 <w:rFonts w:ascii="Consolas" w:hAnsi="Consolas"/>
                 <w:sz w:val="20"/>
               </w:rPr>
-              <w:t>check()</w:t>
-            </w:r>
-            <w:r>
-              <w:t xml:space="preserve"> wired; R11 stub; R09 needs screenshot; </w:t>
-            </w:r>
-            <w:r>
-              <w:rPr>
-                <w:b/>
-              </w:rPr>
-              <w:t>38 pytest</w:t>
-            </w:r>
-          </w:p>
-        </w:tc>
-      </w:tr>
-      <w:tr>
-        <w:tc>
-          <w:tcPr>
-            <w:tcW w:type="dxa" w:w="4680"/>
-          </w:tcPr>
-          <w:p>
-            <w:pPr>
-              <w:spacing w:after="40"/>
-            </w:pPr>
-            <w:r/>
-            <w:r>
-              <w:t>Agent layer (Stage 3)</w:t>
-            </w:r>
-          </w:p>
-        </w:tc>
-        <w:tc>
-          <w:tcPr>
-            <w:tcW w:type="dxa" w:w="4680"/>
-          </w:tcPr>
-          <w:p>
-            <w:pPr>
-              <w:spacing w:after="40"/>
-            </w:pPr>
-            <w:r/>
-            <w:r>
-              <w:rPr>
-                <w:b/>
-              </w:rPr>
-              <w:t>Scaffolded</w:t>
-            </w:r>
-            <w:r>
-              <w:t xml:space="preserve"> — </w:t>
+              <w:t>src/explainer.py</w:t>
+            </w:r>
+            <w:r>
+              <w:t xml:space="preserve"> + </w:t>
             </w:r>
             <w:r>
               <w:rPr>
@@ -582,7 +564,17 @@
               <w:t>src/agent.py</w:t>
             </w:r>
             <w:r>
-              <w:t xml:space="preserve"> score formula + template enrichment (not API-wired)</w:t>
+              <w:t xml:space="preserve"> (</w:t>
+            </w:r>
+            <w:r>
+              <w:rPr>
+                <w:rFonts w:ascii="Consolas" w:hAnsi="Consolas"/>
+                <w:sz w:val="20"/>
+              </w:rPr>
+              <w:t>build_audit_report</w:t>
+            </w:r>
+            <w:r>
+              <w:t>); LLM or template fallback; API-wired</w:t>
             </w:r>
           </w:p>
         </w:tc>
@@ -612,7 +604,17 @@
             </w:pPr>
             <w:r/>
             <w:r>
-              <w:t>Not started</w:t>
+              <w:t xml:space="preserve">Not started — no </w:t>
+            </w:r>
+            <w:r>
+              <w:rPr>
+                <w:rFonts w:ascii="Consolas" w:hAnsi="Consolas"/>
+                <w:sz w:val="20"/>
+              </w:rPr>
+              <w:t>src/report.py</w:t>
+            </w:r>
+            <w:r>
+              <w:t xml:space="preserve"> HTML/PDF yet</w:t>
             </w:r>
           </w:p>
         </w:tc>
@@ -658,7 +660,16 @@
               <w:t>frontend/</w:t>
             </w:r>
             <w:r>
-              <w:t xml:space="preserve"> synced; backend not wired yet</w:t>
+              <w:t xml:space="preserve"> synced (latest 8 Jul); </w:t>
+            </w:r>
+            <w:r>
+              <w:rPr>
+                <w:b/>
+              </w:rPr>
+              <w:t>not calling live API</w:t>
+            </w:r>
+            <w:r>
+              <w:t xml:space="preserve"> (mock data)</w:t>
             </w:r>
           </w:p>
         </w:tc>
@@ -694,7 +705,7 @@
               <w:t>Partial</w:t>
             </w:r>
             <w:r>
-              <w:t xml:space="preserve"> — violations-only (</w:t>
+              <w:t xml:space="preserve"> — </w:t>
             </w:r>
             <w:r>
               <w:rPr>
@@ -704,97 +715,93 @@
               <w:t>POST /audit</w:t>
             </w:r>
             <w:r>
-              <w:t xml:space="preserve"> → </w:t>
+              <w:t xml:space="preserve"> → violations + </w:t>
+            </w:r>
+            <w:r>
+              <w:rPr>
+                <w:b/>
+              </w:rPr>
+              <w:t>`GET …/report`</w:t>
+            </w:r>
+            <w:r>
+              <w:t xml:space="preserve"> (score + agent fields); no auth/records/download</w:t>
+            </w:r>
+          </w:p>
+        </w:tc>
+      </w:tr>
+      <w:tr>
+        <w:tc>
+          <w:tcPr>
+            <w:tcW w:type="dxa" w:w="4680"/>
+          </w:tcPr>
+          <w:p>
+            <w:pPr>
+              <w:spacing w:after="40"/>
+            </w:pPr>
+            <w:r/>
+            <w:r>
+              <w:t>Auth + Records</w:t>
+            </w:r>
+          </w:p>
+        </w:tc>
+        <w:tc>
+          <w:tcPr>
+            <w:tcW w:type="dxa" w:w="4680"/>
+          </w:tcPr>
+          <w:p>
+            <w:pPr>
+              <w:spacing w:after="40"/>
+            </w:pPr>
+            <w:r/>
+            <w:r>
+              <w:t>Specified in SRS v2.0; not implemented in code</w:t>
+            </w:r>
+          </w:p>
+        </w:tc>
+      </w:tr>
+      <w:tr>
+        <w:tc>
+          <w:tcPr>
+            <w:tcW w:type="dxa" w:w="4680"/>
+          </w:tcPr>
+          <w:p>
+            <w:pPr>
+              <w:spacing w:after="40"/>
+            </w:pPr>
+            <w:r/>
+            <w:r>
+              <w:t>Docker</w:t>
+            </w:r>
+          </w:p>
+        </w:tc>
+        <w:tc>
+          <w:tcPr>
+            <w:tcW w:type="dxa" w:w="4680"/>
+          </w:tcPr>
+          <w:p>
+            <w:pPr>
+              <w:spacing w:after="40"/>
+            </w:pPr>
+            <w:r/>
+            <w:r>
+              <w:t xml:space="preserve">Deferred on </w:t>
             </w:r>
             <w:r>
               <w:rPr>
                 <w:rFonts w:ascii="Consolas" w:hAnsi="Consolas"/>
                 <w:sz w:val="20"/>
               </w:rPr>
-              <w:t>GET …/violations</w:t>
-            </w:r>
-            <w:r>
-              <w:t xml:space="preserve">); </w:t>
+              <w:t>noor</w:t>
+            </w:r>
+            <w:r>
+              <w:t xml:space="preserve"> (removed); Salar owns Docker on </w:t>
             </w:r>
             <w:r>
               <w:rPr>
                 <w:rFonts w:ascii="Consolas" w:hAnsi="Consolas"/>
                 <w:sz w:val="20"/>
               </w:rPr>
-              <w:t>/report</w:t>
-            </w:r>
-            <w:r>
-              <w:t xml:space="preserve"> → 404</w:t>
-            </w:r>
-          </w:p>
-        </w:tc>
-      </w:tr>
-      <w:tr>
-        <w:tc>
-          <w:tcPr>
-            <w:tcW w:type="dxa" w:w="4680"/>
-          </w:tcPr>
-          <w:p>
-            <w:pPr>
-              <w:spacing w:after="40"/>
-            </w:pPr>
-            <w:r/>
-            <w:r>
-              <w:t>Auth + Records</w:t>
-            </w:r>
-          </w:p>
-        </w:tc>
-        <w:tc>
-          <w:tcPr>
-            <w:tcW w:type="dxa" w:w="4680"/>
-          </w:tcPr>
-          <w:p>
-            <w:pPr>
-              <w:spacing w:after="40"/>
-            </w:pPr>
-            <w:r/>
-            <w:r>
-              <w:t>Specified in SRS v2.0; not implemented in code</w:t>
-            </w:r>
-          </w:p>
-        </w:tc>
-      </w:tr>
-      <w:tr>
-        <w:tc>
-          <w:tcPr>
-            <w:tcW w:type="dxa" w:w="4680"/>
-          </w:tcPr>
-          <w:p>
-            <w:pPr>
-              <w:spacing w:after="40"/>
-            </w:pPr>
-            <w:r/>
-            <w:r>
-              <w:t>Docker</w:t>
-            </w:r>
-          </w:p>
-        </w:tc>
-        <w:tc>
-          <w:tcPr>
-            <w:tcW w:type="dxa" w:w="4680"/>
-          </w:tcPr>
-          <w:p>
-            <w:pPr>
-              <w:spacing w:after="40"/>
-            </w:pPr>
-            <w:r/>
-            <w:r>
-              <w:t xml:space="preserve">Partial — </w:t>
-            </w:r>
-            <w:r>
-              <w:rPr>
-                <w:rFonts w:ascii="Consolas" w:hAnsi="Consolas"/>
-                <w:sz w:val="20"/>
-              </w:rPr>
-              <w:t>docker-compose.yml</w:t>
-            </w:r>
-            <w:r>
-              <w:t xml:space="preserve"> runs backend + batch auditor</w:t>
+              <w:t>salar</w:t>
             </w:r>
           </w:p>
         </w:tc>
@@ -830,10 +837,16 @@
               <w:rPr>
                 <w:b/>
               </w:rPr>
-              <w:t>SDS v2.1</w:t>
-            </w:r>
-            <w:r>
-              <w:t xml:space="preserve"> (R01–R20), progress report v1.5</w:t>
+              <w:t>SDS v2.2</w:t>
+            </w:r>
+            <w:r>
+              <w:t xml:space="preserve">, progress report </w:t>
+            </w:r>
+            <w:r>
+              <w:rPr>
+                <w:b/>
+              </w:rPr>
+              <w:t>v1.6</w:t>
             </w:r>
           </w:p>
         </w:tc>
@@ -845,19 +858,30 @@
         <w:rPr>
           <w:b/>
         </w:rPr>
-        <w:t>Bottom line (6 Jul):</w:t>
-      </w:r>
-      <w:r>
-        <w:t xml:space="preserve"> Parser and rule engine through </w:t>
+        <w:t>Bottom line (9 Jul):</w:t>
+      </w:r>
+      <w:r>
+        <w:t xml:space="preserve"> Week 4 agent wiring is done — real API demo: XML → R01–R30 → </w:t>
       </w:r>
       <w:r>
         <w:rPr>
-          <w:b/>
+          <w:rFonts w:ascii="Consolas" w:hAnsi="Consolas"/>
+          <w:sz w:val="20"/>
         </w:rPr>
-        <w:t>R20</w:t>
-      </w:r>
-      <w:r>
-        <w:t xml:space="preserve"> are implemented and validated on full MASC. Next: LLM agent wiring, report generator, frontend↔API.</w:t>
+        <w:t>report.json</w:t>
+      </w:r>
+      <w:r>
+        <w:t xml:space="preserve"> (template mode without live LLM). Next: Ayesha frontend↔API + prompt experiments (TBD-01); Noor </w:t>
+      </w:r>
+      <w:r>
+        <w:rPr>
+          <w:rFonts w:ascii="Consolas" w:hAnsi="Consolas"/>
+          <w:sz w:val="20"/>
+        </w:rPr>
+        <w:t>src/report.py</w:t>
+      </w:r>
+      <w:r>
+        <w:t xml:space="preserve"> HTML/PDF.</w:t>
       </w:r>
     </w:p>
     <w:p>
@@ -951,7 +975,7 @@
             </w:pPr>
             <w:r/>
             <w:r>
-              <w:t>Status (6 Jul)</w:t>
+              <w:t>Status (9 Jul)</w:t>
             </w:r>
           </w:p>
         </w:tc>
@@ -1034,7 +1058,7 @@
               <w:t>Done</w:t>
             </w:r>
             <w:r>
-              <w:t xml:space="preserve"> (R13–R20 fields)</w:t>
+              <w:t xml:space="preserve"> (R13–R20 fields + visibility)</w:t>
             </w:r>
           </w:p>
         </w:tc>
@@ -1123,7 +1147,7 @@
               <w:t>Done</w:t>
             </w:r>
             <w:r>
-              <w:t xml:space="preserve"> R01–R20</w:t>
+              <w:t xml:space="preserve"> R01–R30</w:t>
             </w:r>
           </w:p>
         </w:tc>
@@ -1144,7 +1168,7 @@
               <w:t>src/rules.py</w:t>
             </w:r>
             <w:r>
-              <w:t>; 462,542 violations on full MASC</w:t>
+              <w:t>; fixtures R11 + R21–R30</w:t>
             </w:r>
           </w:p>
         </w:tc>
@@ -1174,7 +1198,7 @@
             </w:pPr>
             <w:r/>
             <w:r>
-              <w:t>Noor</w:t>
+              <w:t>Noor / Salar</w:t>
             </w:r>
           </w:p>
         </w:tc>
@@ -1212,7 +1236,10 @@
               <w:rPr>
                 <w:b/>
               </w:rPr>
-              <w:t>Scaffold</w:t>
+              <w:t>Done</w:t>
+            </w:r>
+            <w:r>
+              <w:t xml:space="preserve"> (API-wired)</w:t>
             </w:r>
           </w:p>
         </w:tc>
@@ -1233,7 +1260,24 @@
               <w:t>src/agent.py</w:t>
             </w:r>
             <w:r>
-              <w:t xml:space="preserve"> + 2 tests; not in API</w:t>
+              <w:t xml:space="preserve"> + </w:t>
+            </w:r>
+            <w:r>
+              <w:rPr>
+                <w:rFonts w:ascii="Consolas" w:hAnsi="Consolas"/>
+                <w:sz w:val="20"/>
+              </w:rPr>
+              <w:t>src/explainer.py</w:t>
+            </w:r>
+            <w:r>
+              <w:t xml:space="preserve">; </w:t>
+            </w:r>
+            <w:r>
+              <w:rPr>
+                <w:rFonts w:ascii="Consolas" w:hAnsi="Consolas"/>
+                <w:sz w:val="20"/>
+              </w:rPr>
+              <w:t>GET …/report</w:t>
             </w:r>
           </w:p>
         </w:tc>
@@ -1404,7 +1448,7 @@
               <w:t>noor</w:t>
             </w:r>
             <w:r>
-              <w:t>; no API calls</w:t>
+              <w:t>; mock data only</w:t>
             </w:r>
           </w:p>
         </w:tc>
@@ -1479,14 +1523,7 @@
             </w:pPr>
             <w:r/>
             <w:r>
-              <w:rPr>
-                <w:rFonts w:ascii="Consolas" w:hAnsi="Consolas"/>
-                <w:sz w:val="20"/>
-              </w:rPr>
-              <w:t>backend/routers/audit.py</w:t>
-            </w:r>
-            <w:r>
-              <w:t xml:space="preserve"> — violations only</w:t>
+              <w:t>violations + report; no auth/records/download</w:t>
             </w:r>
           </w:p>
         </w:tc>
@@ -1595,7 +1632,7 @@
           <w:i/>
           <w:color w:val="333333"/>
         </w:rPr>
-        <w:t>**As of 6 July 2026** on branch `noor` — canonical repo: [agentic-accessibility-auditor](https://github.com/MuhammadNoor7/agentic-accessibility-auditor)</w:t>
+        <w:t>**As of 9 July 2026** on branch `noor` — canonical repo: [agentic-accessibility-auditor](https://github.com/MuhammadNoor7/agentic-accessibility-auditor)</w:t>
       </w:r>
     </w:p>
     <w:p>
@@ -1614,11 +1651,17 @@
         <w:br/>
         <w:t>├── src/                                ← Stage 1–3 Python core</w:t>
         <w:br/>
-        <w:t>│   ├── parser.py                       ← XML → components.json (Stage 1; R13–R20 fields)</w:t>
+        <w:t>│   ├── parser.py                       ← XML → components.json (Stage 1; R13–R20 fields + visibility)</w:t>
         <w:br/>
-        <w:t>│   ├── rules.py                        ← R01–R20 rule checker (Stage 2)</w:t>
+        <w:t>│   ├── rules.py                        ← R01–R30 rule checker (Stage 2)</w:t>
         <w:br/>
-        <w:t>│   ├── agent.py                        ← Agent scaffold / score formula (Stage 3, not API-wired)</w:t>
+        <w:t>│   ├── agent.py                        ← Score + build_audit_report (Stage 3; API-wired)</w:t>
+        <w:br/>
+        <w:t>│   ├── explainer.py                    ← Live LLM recommendations (batched; anti-hallucination)</w:t>
+        <w:br/>
+        <w:t>│   ├── guidelines.py                   ← G01–G30 + R→G mapping for explainer</w:t>
+        <w:br/>
+        <w:t>│   ├── llm_providers.py                ← Anthropic / OpenAI / Gemini / Groq</w:t>
         <w:br/>
         <w:t>│   └── schema_documents.py             ← JSON envelope builders</w:t>
         <w:br/>
@@ -1628,8 +1671,6 @@
         <w:br/>
         <w:t>│   ├── main.py                         ← App entry + CORS + routers</w:t>
         <w:br/>
-        <w:t>│   ├── Dockerfile</w:t>
-        <w:br/>
         <w:t>│   ├── requirements.txt</w:t>
         <w:br/>
         <w:t>│   ├── models/</w:t>
@@ -1638,7 +1679,7 @@
         <w:br/>
         <w:t>│   └── routers/</w:t>
         <w:br/>
-        <w:t>│       └── audit.py                    ← POST /api/v1/audit, GET …/violations (Week 3)</w:t>
+        <w:t>│       └── audit.py                    ← POST /audit, GET …/violations, GET …/report</w:t>
         <w:br/>
         <w:t>│</w:t>
         <w:br/>
@@ -1656,7 +1697,7 @@
         <w:br/>
         <w:t>│       ├── main.jsx, index.css</w:t>
         <w:br/>
-        <w:t>│       ├── assets/                     ← Axion logo, etc.</w:t>
+        <w:t>│       ├── state/auditFiles.js         ← Local upload state (not API-wired yet)</w:t>
         <w:br/>
         <w:t>│       ├── components/</w:t>
         <w:br/>
@@ -1676,17 +1717,19 @@
         <w:br/>
         <w:t>│</w:t>
         <w:br/>
-        <w:t>├── tests/                              ← pytest suite</w:t>
+        <w:t>├── tests/                              ← pytest suite (**94** passed on `noor`)</w:t>
         <w:br/>
-        <w:t>│   ├── test_parser.py                  ← 3 tests (extended fields + MASC wrappers)</w:t>
+        <w:t>│   ├── test_parser.py</w:t>
         <w:br/>
-        <w:t>│   ├── test_rules.py                   ← 31 tests (R01–R20)</w:t>
+        <w:t>│   ├── test_rules.py                   ← R01–R30 fixtures + visibility filter tests</w:t>
         <w:br/>
-        <w:t>│   ├── test_agent.py                   ← 2 tests (agent scaffold)</w:t>
+        <w:t>│   ├── test_agent.py                   ← score + template report</w:t>
         <w:br/>
-        <w:t>│   ├── test_audit.py                   ← 2 tests (FastAPI violations API)</w:t>
+        <w:t>│   ├── test_audit.py                   ← FastAPI violations + report</w:t>
         <w:br/>
-        <w:t>│   └── fixtures/rules/                 ← XML fixtures per rule (16 files)</w:t>
+        <w:t>│   ├── test_explainer.py               ← anti-hallucination / batching (mocked LLM)</w:t>
+        <w:br/>
+        <w:t>│   └── fixtures/rules/                 ← XML fixtures (R01–R12, R21–R30, …)</w:t>
         <w:br/>
         <w:t>│</w:t>
         <w:br/>
@@ -1694,7 +1737,7 @@
         <w:br/>
         <w:t>│   ├── data-masc/</w:t>
         <w:br/>
-        <w:t>│   │   ├── parsed/                     ← 7,068 MASC components.json (re-parsed Jul 2026)</w:t>
+        <w:t>│   │   ├── parsed/                     ← 7,068 MASC components.json</w:t>
         <w:br/>
         <w:t>│   │   │   ├── masc_parse_signoff_report.json</w:t>
         <w:br/>
@@ -1712,21 +1755,29 @@
         <w:br/>
         <w:t>│</w:t>
         <w:br/>
-        <w:t>├── outputs/                            ← pipeline artefacts (violations gitignored except logs)</w:t>
+        <w:t>├── outputs/                            ← pipeline artefacts</w:t>
         <w:br/>
-        <w:t>│   ├── violations/                     ← *_violations.json (~70 files after Week 3)</w:t>
+        <w:t>│   ├── violations/                     ← *_violations.json</w:t>
+        <w:br/>
+        <w:t>│   ├── reports/                        ← *_report.json (agent-enriched; Week 4)</w:t>
         <w:br/>
         <w:t>│   └── validation_logs/</w:t>
         <w:br/>
-        <w:t>│       ├── week3_summary.md            ← Salar Week 3 validation summary</w:t>
+        <w:t>│       ├── week3_summary.md</w:t>
         <w:br/>
-        <w:t>│       ├── week3_validation_log.txt    ← Salar full terminal log</w:t>
+        <w:t>│       ├── week3_validation_log.txt</w:t>
         <w:br/>
-        <w:t>│       ├── noor_week3_summary.md       ← Noor Week 3+ validation summary</w:t>
+        <w:t>│       ├── noor_week3_summary.md</w:t>
         <w:br/>
         <w:t>│       ├── noor_week3_validation_log.txt</w:t>
         <w:br/>
-        <w:t>│       └── masc_reparse_log.txt        ← MASC batch re-parse log</w:t>
+        <w:t>│       └── masc_reparse_log.txt</w:t>
+        <w:br/>
+        <w:t>│</w:t>
+        <w:br/>
+        <w:t>├── notebooks/</w:t>
+        <w:br/>
+        <w:t>│   └── masc_dataset_analysis.ipynb     ← Salar MASC analysis (synced Week 4)</w:t>
         <w:br/>
         <w:t>│</w:t>
         <w:br/>
@@ -1752,11 +1803,15 @@
         <w:br/>
         <w:t>├── scripts/                            ← batch + validation utilities</w:t>
         <w:br/>
-        <w:t>│   ├── validate_output.py              ← JSON schema checker</w:t>
+        <w:t>│   ├── validate_output.py</w:t>
         <w:br/>
-        <w:t>│   ├── noor_week3_validate.py          ← Full pipeline: re-parse + pytest + MASC scan</w:t>
+        <w:t>│   ├── noor_week3_validate.py</w:t>
         <w:br/>
-        <w:t>│   ├── masc_parse_signoff.py           ← MASC parse sign-off + R13–R20 counts</w:t>
+        <w:t>│   ├── masc_parse_signoff.py</w:t>
+        <w:br/>
+        <w:t>│   ├── run_explainer_sample.py         ← Stage 3 LLM sample runner</w:t>
+        <w:br/>
+        <w:t>│   ├── compare_visibility_filter_impact.py</w:t>
         <w:br/>
         <w:t>│   ├── split_masc_dataset.py</w:t>
         <w:br/>
@@ -1766,7 +1821,7 @@
         <w:br/>
         <w:t>├── srs/                                ← SRS v2.0 (md + docx)</w:t>
         <w:br/>
-        <w:t>├── sds/                                ← SDS v2.1 (md + docx)</w:t>
+        <w:t>├── sds/                                ← SDS v2.2 (md + docx)</w:t>
         <w:br/>
         <w:t>│</w:t>
         <w:br/>
@@ -1774,11 +1829,9 @@
         <w:br/>
         <w:t>├── test_run.py                         ← CLI batch / single-file parser + rules</w:t>
         <w:br/>
-        <w:t>├── docker-compose.yml                  ← backend + auditor services</w:t>
+        <w:t>├── .env.example                        ← LLM_PROVIDER + API key template</w:t>
         <w:br/>
-        <w:t>├── Dockerfile                          ← root batch auditor image</w:t>
-        <w:br/>
-        <w:t>├── requirements.txt                    ← root Python deps</w:t>
+        <w:t>├── requirements.txt                    ← root Python deps (+ anthropic/openai/groq)</w:t>
         <w:br/>
         <w:t>├── updated_plan.md                     ← 8-week team plan</w:t>
         <w:br/>
@@ -2010,28 +2063,32 @@
               <w:t>src/agent.py</w:t>
             </w:r>
             <w:r>
-              <w:t xml:space="preserve"> (scaffold)</w:t>
-            </w:r>
-          </w:p>
-        </w:tc>
-        <w:tc>
-          <w:tcPr>
-            <w:tcW w:type="dxa" w:w="3120"/>
-          </w:tcPr>
-          <w:p>
-            <w:pPr>
-              <w:spacing w:after="40"/>
-            </w:pPr>
-            <w:r/>
+              <w:t xml:space="preserve">, </w:t>
+            </w:r>
             <w:r>
               <w:rPr>
                 <w:rFonts w:ascii="Consolas" w:hAnsi="Consolas"/>
                 <w:sz w:val="20"/>
               </w:rPr>
-              <w:t>report.json</w:t>
-            </w:r>
-            <w:r>
-              <w:t xml:space="preserve"> — Week 4+</w:t>
+              <w:t>src/explainer.py</w:t>
+            </w:r>
+          </w:p>
+        </w:tc>
+        <w:tc>
+          <w:tcPr>
+            <w:tcW w:type="dxa" w:w="3120"/>
+          </w:tcPr>
+          <w:p>
+            <w:pPr>
+              <w:spacing w:after="40"/>
+            </w:pPr>
+            <w:r/>
+            <w:r>
+              <w:rPr>
+                <w:rFonts w:ascii="Consolas" w:hAnsi="Consolas"/>
+                <w:sz w:val="20"/>
+              </w:rPr>
+              <w:t>outputs/reports/*_report.json</w:t>
             </w:r>
           </w:p>
         </w:tc>
@@ -2082,14 +2139,7 @@
             </w:pPr>
             <w:r/>
             <w:r>
-              <w:rPr>
-                <w:rFonts w:ascii="Consolas" w:hAnsi="Consolas"/>
-                <w:sz w:val="20"/>
-              </w:rPr>
-              <w:t>outputs/reports/</w:t>
-            </w:r>
-            <w:r>
-              <w:t xml:space="preserve"> — not started</w:t>
+              <w:t>HTML/PDF — not started</w:t>
             </w:r>
           </w:p>
         </w:tc>
@@ -2137,7 +2187,7 @@
             </w:pPr>
             <w:r/>
             <w:r>
-              <w:t>in-memory job → violations JSON</w:t>
+              <w:t>in-memory job → violations + report JSON</w:t>
             </w:r>
           </w:p>
         </w:tc>
@@ -2195,7 +2245,7 @@
               <w:t>:5173</w:t>
             </w:r>
             <w:r>
-              <w:t xml:space="preserve"> (not wired to API yet)</w:t>
+              <w:t xml:space="preserve"> (mock data; not wired to API yet)</w:t>
             </w:r>
           </w:p>
         </w:tc>
@@ -6465,7 +6515,7 @@
             </w:pPr>
             <w:r/>
             <w:r>
-              <w:t>🟡 Stub</w:t>
+              <w:t>🟡 Partial</w:t>
             </w:r>
           </w:p>
         </w:tc>
@@ -6479,7 +6529,7 @@
             </w:pPr>
             <w:r/>
             <w:r>
-              <w:t>Needs screenshot contrast</w:t>
+              <w:t>Needs declared colors / screenshot contrast</w:t>
             </w:r>
           </w:p>
         </w:tc>
@@ -6606,7 +6656,7 @@
             </w:pPr>
             <w:r/>
             <w:r>
-              <w:t>🟡 Stub</w:t>
+              <w:t>✅ Done</w:t>
             </w:r>
           </w:p>
         </w:tc>
@@ -6620,7 +6670,27 @@
             </w:pPr>
             <w:r/>
             <w:r>
-              <w:t>Documented no-op; needs before/after or pixel diff</w:t>
+              <w:t xml:space="preserve">Implemented on </w:t>
+            </w:r>
+            <w:r>
+              <w:rPr>
+                <w:rFonts w:ascii="Consolas" w:hAnsi="Consolas"/>
+                <w:sz w:val="20"/>
+              </w:rPr>
+              <w:t>salar</w:t>
+            </w:r>
+            <w:r>
+              <w:t>/</w:t>
+            </w:r>
+            <w:r>
+              <w:rPr>
+                <w:rFonts w:ascii="Consolas" w:hAnsi="Consolas"/>
+                <w:sz w:val="20"/>
+              </w:rPr>
+              <w:t>noor</w:t>
+            </w:r>
+            <w:r>
+              <w:t xml:space="preserve"> (checkable-state widgets); Ayesha review pending</w:t>
             </w:r>
           </w:p>
         </w:tc>
@@ -7340,7 +7410,7 @@
             </w:pPr>
             <w:r/>
             <w:r>
-              <w:t>⬜ Week 4+</w:t>
+              <w:t>✅ Done</w:t>
             </w:r>
           </w:p>
         </w:tc>
@@ -7353,6 +7423,9 @@
               <w:spacing w:after="40"/>
             </w:pPr>
             <w:r/>
+            <w:r>
+              <w:t>Vague error message (Salar sync Week 4)</w:t>
+            </w:r>
           </w:p>
         </w:tc>
       </w:tr>
@@ -7409,7 +7482,7 @@
             </w:pPr>
             <w:r/>
             <w:r>
-              <w:t>⬜ Week 4+</w:t>
+              <w:t>✅ Done</w:t>
             </w:r>
           </w:p>
         </w:tc>
@@ -7422,6 +7495,9 @@
               <w:spacing w:after="40"/>
             </w:pPr>
             <w:r/>
+            <w:r>
+              <w:t>No password toggle</w:t>
+            </w:r>
           </w:p>
         </w:tc>
       </w:tr>
@@ -7478,7 +7554,7 @@
             </w:pPr>
             <w:r/>
             <w:r>
-              <w:t>⬜ Week 5+</w:t>
+              <w:t>✅ Done</w:t>
             </w:r>
           </w:p>
         </w:tc>
@@ -7491,6 +7567,9 @@
               <w:spacing w:after="40"/>
             </w:pPr>
             <w:r/>
+            <w:r>
+              <w:t>Unlabeled nav control</w:t>
+            </w:r>
           </w:p>
         </w:tc>
       </w:tr>
@@ -7547,7 +7626,7 @@
             </w:pPr>
             <w:r/>
             <w:r>
-              <w:t>⬜ Week 5+</w:t>
+              <w:t>✅ Done</w:t>
             </w:r>
           </w:p>
         </w:tc>
@@ -7560,6 +7639,9 @@
               <w:spacing w:after="40"/>
             </w:pPr>
             <w:r/>
+            <w:r>
+              <w:t>Missing screen title</w:t>
+            </w:r>
           </w:p>
         </w:tc>
       </w:tr>
@@ -7616,7 +7698,7 @@
             </w:pPr>
             <w:r/>
             <w:r>
-              <w:t>⬜ Week 5+</w:t>
+              <w:t>✅ Done</w:t>
             </w:r>
           </w:p>
         </w:tc>
@@ -7629,6 +7711,9 @@
               <w:spacing w:after="40"/>
             </w:pPr>
             <w:r/>
+            <w:r>
+              <w:t>Uncontrolled animation</w:t>
+            </w:r>
           </w:p>
         </w:tc>
       </w:tr>
@@ -7685,7 +7770,7 @@
             </w:pPr>
             <w:r/>
             <w:r>
-              <w:t>⬜ Week 5+</w:t>
+              <w:t>✅ Done</w:t>
             </w:r>
           </w:p>
         </w:tc>
@@ -7698,6 +7783,9 @@
               <w:spacing w:after="40"/>
             </w:pPr>
             <w:r/>
+            <w:r>
+              <w:t>No timeout warning</w:t>
+            </w:r>
           </w:p>
         </w:tc>
       </w:tr>
@@ -7754,7 +7842,7 @@
             </w:pPr>
             <w:r/>
             <w:r>
-              <w:t>⬜ Week 6+</w:t>
+              <w:t>✅ Done</w:t>
             </w:r>
           </w:p>
         </w:tc>
@@ -7767,6 +7855,9 @@
               <w:spacing w:after="40"/>
             </w:pPr>
             <w:r/>
+            <w:r>
+              <w:t>Complex label language</w:t>
+            </w:r>
           </w:p>
         </w:tc>
       </w:tr>
@@ -7823,7 +7914,7 @@
             </w:pPr>
             <w:r/>
             <w:r>
-              <w:t>⬜ Week 6+</w:t>
+              <w:t>✅ Done</w:t>
             </w:r>
           </w:p>
         </w:tc>
@@ -7836,6 +7927,9 @@
               <w:spacing w:after="40"/>
             </w:pPr>
             <w:r/>
+            <w:r>
+              <w:t>Font scale overflow (needs declared text size)</w:t>
+            </w:r>
           </w:p>
         </w:tc>
       </w:tr>
@@ -7892,7 +7986,7 @@
             </w:pPr>
             <w:r/>
             <w:r>
-              <w:t>⬜ Week 6+</w:t>
+              <w:t>✅ Done</w:t>
             </w:r>
           </w:p>
         </w:tc>
@@ -7905,6 +7999,9 @@
               <w:spacing w:after="40"/>
             </w:pPr>
             <w:r/>
+            <w:r>
+              <w:t>All-caps body text</w:t>
+            </w:r>
           </w:p>
         </w:tc>
       </w:tr>
@@ -7961,7 +8058,7 @@
             </w:pPr>
             <w:r/>
             <w:r>
-              <w:t>⬜ Week 6+</w:t>
+              <w:t>✅ Done</w:t>
             </w:r>
           </w:p>
         </w:tc>
@@ -7974,6 +8071,9 @@
               <w:spacing w:after="40"/>
             </w:pPr>
             <w:r/>
+            <w:r>
+              <w:t>Icon-only, no label</w:t>
+            </w:r>
           </w:p>
         </w:tc>
       </w:tr>
@@ -8007,7 +8107,7 @@
         <w:pStyle w:val="Heading2"/>
       </w:pPr>
       <w:r>
-        <w:t>14. Recommended next steps (updated 6 July 2026)</w:t>
+        <w:t>14. Recommended next steps (updated 9 July 2026)</w:t>
       </w:r>
     </w:p>
     <w:p>
@@ -8031,7 +8131,56 @@
         <w:t>frontend/</w:t>
       </w:r>
       <w:r>
-        <w:t xml:space="preserve"> to violations API; review R11–R12 stubs</w:t>
+        <w:t xml:space="preserve"> to live audit API (</w:t>
+      </w:r>
+      <w:r>
+        <w:rPr>
+          <w:rFonts w:ascii="Consolas" w:hAnsi="Consolas"/>
+          <w:sz w:val="20"/>
+        </w:rPr>
+        <w:t>POST /audit</w:t>
+      </w:r>
+      <w:r>
+        <w:t xml:space="preserve">, </w:t>
+      </w:r>
+      <w:r>
+        <w:rPr>
+          <w:rFonts w:ascii="Consolas" w:hAnsi="Consolas"/>
+          <w:sz w:val="20"/>
+        </w:rPr>
+        <w:t>GET …/violations</w:t>
+      </w:r>
+      <w:r>
+        <w:t xml:space="preserve">, </w:t>
+      </w:r>
+      <w:r>
+        <w:rPr>
+          <w:rFonts w:ascii="Consolas" w:hAnsi="Consolas"/>
+          <w:sz w:val="20"/>
+        </w:rPr>
+        <w:t>GET …/report</w:t>
+      </w:r>
+      <w:r>
+        <w:t>); run prompt experiments (</w:t>
+      </w:r>
+      <w:r>
+        <w:rPr>
+          <w:rFonts w:ascii="Consolas" w:hAnsi="Consolas"/>
+          <w:sz w:val="20"/>
+        </w:rPr>
+        <w:t>run_explainer_sample.py</w:t>
+      </w:r>
+      <w:r>
+        <w:t xml:space="preserve">) and resolve </w:t>
+      </w:r>
+      <w:r>
+        <w:rPr>
+          <w:b/>
+        </w:rPr>
+        <w:t>TBD-01</w:t>
+      </w:r>
+      <w:r>
+        <w:t xml:space="preserve"> with Noor; review R11–R12</w:t>
       </w:r>
     </w:p>
     <w:p>
@@ -8045,17 +8194,7 @@
         <w:t>Noor:</w:t>
       </w:r>
       <w:r>
-        <w:t xml:space="preserve"> Wire live LLM into </w:t>
-      </w:r>
-      <w:r>
-        <w:rPr>
-          <w:rFonts w:ascii="Consolas" w:hAnsi="Consolas"/>
-          <w:sz w:val="20"/>
-        </w:rPr>
-        <w:t>src/agent.py</w:t>
-      </w:r>
-      <w:r>
-        <w:t xml:space="preserve">; add </w:t>
+        <w:t xml:space="preserve"> Start </w:t>
       </w:r>
       <w:r>
         <w:rPr>
@@ -8065,7 +8204,7 @@
         <w:t>src/report.py</w:t>
       </w:r>
       <w:r>
-        <w:t>; Rico holdout eval</w:t>
+        <w:t xml:space="preserve"> HTML/PDF; update validation logs for R01–R30; Rico holdout batch parse</w:t>
       </w:r>
     </w:p>
     <w:p>
@@ -8079,7 +8218,7 @@
         <w:t>Salar:</w:t>
       </w:r>
       <w:r>
-        <w:t xml:space="preserve"> Tune R07 false positives; implement R09 contrast when screenshots available</w:t>
+        <w:t xml:space="preserve"> Tune R07 false positives; improve R09 when colors/screenshots available</w:t>
       </w:r>
     </w:p>
     <w:p>
@@ -8093,7 +8232,7 @@
         <w:t>All:</w:t>
       </w:r>
       <w:r>
-        <w:t xml:space="preserve"> Demo — XML upload → API → violations → agent-enriched report on one screen</w:t>
+        <w:t xml:space="preserve"> Demo — XML upload → API → violations → agent-enriched report (template or live LLM)</w:t>
       </w:r>
     </w:p>
     <w:p>
@@ -8127,6 +8266,386 @@
           <w:color w:val="333333"/>
         </w:rPr>
         <w:t>**Instructions:** Each intern adds a dated entry after pushing work. Newest week at the top. Keep entries factual — file names, test counts, branch commits.</w:t>
+      </w:r>
+    </w:p>
+    <w:p>
+      <w:pPr>
+        <w:pStyle w:val="Heading3"/>
+      </w:pPr>
+      <w:r>
+        <w:t>Week 4 — Noor (`noor` branch, commits `98efd2fe0` → `0144b1af3`)</w:t>
+      </w:r>
+    </w:p>
+    <w:p>
+      <w:r>
+        <w:rPr>
+          <w:b/>
+        </w:rPr>
+        <w:t>Pushed by:</w:t>
+      </w:r>
+      <w:r>
+        <w:t xml:space="preserve"> Muhammad Noor</w:t>
+      </w:r>
+    </w:p>
+    <w:p>
+      <w:r>
+        <w:rPr>
+          <w:b/>
+        </w:rPr>
+        <w:t>Date:</w:t>
+      </w:r>
+      <w:r>
+        <w:t xml:space="preserve"> 9 July 2026</w:t>
+      </w:r>
+    </w:p>
+    <w:p>
+      <w:r>
+        <w:rPr>
+          <w:b/>
+        </w:rPr>
+        <w:t>Completed:</w:t>
+      </w:r>
+    </w:p>
+    <w:p>
+      <w:pPr>
+        <w:pStyle w:val="ListBullet"/>
+      </w:pPr>
+      <w:r>
+        <w:rPr>
+          <w:b/>
+        </w:rPr>
+        <w:t>Salar sync</w:t>
+      </w:r>
+      <w:r>
+        <w:t xml:space="preserve"> (</w:t>
+      </w:r>
+      <w:r>
+        <w:rPr>
+          <w:rFonts w:ascii="Consolas" w:hAnsi="Consolas"/>
+          <w:sz w:val="20"/>
+        </w:rPr>
+        <w:t>98efd2fe0</w:t>
+      </w:r>
+      <w:r>
+        <w:t xml:space="preserve">): Stage 3 LLM layer — </w:t>
+      </w:r>
+      <w:r>
+        <w:rPr>
+          <w:rFonts w:ascii="Consolas" w:hAnsi="Consolas"/>
+          <w:sz w:val="20"/>
+        </w:rPr>
+        <w:t>src/explainer.py</w:t>
+      </w:r>
+      <w:r>
+        <w:t xml:space="preserve">, </w:t>
+      </w:r>
+      <w:r>
+        <w:rPr>
+          <w:rFonts w:ascii="Consolas" w:hAnsi="Consolas"/>
+          <w:sz w:val="20"/>
+        </w:rPr>
+        <w:t>src/guidelines.py</w:t>
+      </w:r>
+      <w:r>
+        <w:t xml:space="preserve">, </w:t>
+      </w:r>
+      <w:r>
+        <w:rPr>
+          <w:rFonts w:ascii="Consolas" w:hAnsi="Consolas"/>
+          <w:sz w:val="20"/>
+        </w:rPr>
+        <w:t>src/llm_providers.py</w:t>
+      </w:r>
+      <w:r>
+        <w:t xml:space="preserve">; rules </w:t>
+      </w:r>
+      <w:r>
+        <w:rPr>
+          <w:b/>
+        </w:rPr>
+        <w:t>R01–R30</w:t>
+      </w:r>
+      <w:r>
+        <w:t xml:space="preserve"> + visibility filter; parser bounds/visibility fixes; R11 + R21–R30 fixtures; </w:t>
+      </w:r>
+      <w:r>
+        <w:rPr>
+          <w:rFonts w:ascii="Consolas" w:hAnsi="Consolas"/>
+          <w:sz w:val="20"/>
+        </w:rPr>
+        <w:t>scripts/run_explainer_sample.py</w:t>
+      </w:r>
+      <w:r>
+        <w:t xml:space="preserve">, </w:t>
+      </w:r>
+      <w:r>
+        <w:rPr>
+          <w:rFonts w:ascii="Consolas" w:hAnsi="Consolas"/>
+          <w:sz w:val="20"/>
+        </w:rPr>
+        <w:t>compare_visibility_filter_impact.py</w:t>
+      </w:r>
+      <w:r>
+        <w:t xml:space="preserve">; </w:t>
+      </w:r>
+      <w:r>
+        <w:rPr>
+          <w:rFonts w:ascii="Consolas" w:hAnsi="Consolas"/>
+          <w:sz w:val="20"/>
+        </w:rPr>
+        <w:t>.env.example</w:t>
+      </w:r>
+    </w:p>
+    <w:p>
+      <w:pPr>
+        <w:pStyle w:val="ListBullet"/>
+      </w:pPr>
+      <w:r>
+        <w:rPr>
+          <w:b/>
+        </w:rPr>
+        <w:t>Notebook sync</w:t>
+      </w:r>
+      <w:r>
+        <w:t xml:space="preserve"> (</w:t>
+      </w:r>
+      <w:r>
+        <w:rPr>
+          <w:rFonts w:ascii="Consolas" w:hAnsi="Consolas"/>
+          <w:sz w:val="20"/>
+        </w:rPr>
+        <w:t>20c96fd07</w:t>
+      </w:r>
+      <w:r>
+        <w:t xml:space="preserve">): </w:t>
+      </w:r>
+      <w:r>
+        <w:rPr>
+          <w:rFonts w:ascii="Consolas" w:hAnsi="Consolas"/>
+          <w:sz w:val="20"/>
+        </w:rPr>
+        <w:t>notebooks/masc_dataset_analysis.ipynb</w:t>
+      </w:r>
+    </w:p>
+    <w:p>
+      <w:pPr>
+        <w:pStyle w:val="ListBullet"/>
+      </w:pPr>
+      <w:r>
+        <w:rPr>
+          <w:b/>
+        </w:rPr>
+        <w:t>Ayesha frontend sync</w:t>
+      </w:r>
+      <w:r>
+        <w:t xml:space="preserve"> (</w:t>
+      </w:r>
+      <w:r>
+        <w:rPr>
+          <w:rFonts w:ascii="Consolas" w:hAnsi="Consolas"/>
+          <w:sz w:val="20"/>
+        </w:rPr>
+        <w:t>2d8356066</w:t>
+      </w:r>
+      <w:r>
+        <w:t xml:space="preserve">): Report/Sidebar/Dashboard/Records/Upload updates + </w:t>
+      </w:r>
+      <w:r>
+        <w:rPr>
+          <w:rFonts w:ascii="Consolas" w:hAnsi="Consolas"/>
+          <w:sz w:val="20"/>
+        </w:rPr>
+        <w:t>frontend/src/state/auditFiles.js</w:t>
+      </w:r>
+    </w:p>
+    <w:p>
+      <w:pPr>
+        <w:pStyle w:val="ListBullet"/>
+      </w:pPr>
+      <w:r>
+        <w:rPr>
+          <w:b/>
+        </w:rPr>
+        <w:t>Agent API wiring</w:t>
+      </w:r>
+      <w:r>
+        <w:t xml:space="preserve"> (</w:t>
+      </w:r>
+      <w:r>
+        <w:rPr>
+          <w:rFonts w:ascii="Consolas" w:hAnsi="Consolas"/>
+          <w:sz w:val="20"/>
+        </w:rPr>
+        <w:t>0144b1af3</w:t>
+      </w:r>
+      <w:r>
+        <w:t xml:space="preserve">): </w:t>
+      </w:r>
+      <w:r>
+        <w:rPr>
+          <w:rFonts w:ascii="Consolas" w:hAnsi="Consolas"/>
+          <w:sz w:val="20"/>
+        </w:rPr>
+        <w:t>build_audit_report()</w:t>
+      </w:r>
+      <w:r>
+        <w:t xml:space="preserve"> in </w:t>
+      </w:r>
+      <w:r>
+        <w:rPr>
+          <w:rFonts w:ascii="Consolas" w:hAnsi="Consolas"/>
+          <w:sz w:val="20"/>
+        </w:rPr>
+        <w:t>src/agent.py</w:t>
+      </w:r>
+      <w:r>
+        <w:t xml:space="preserve"> merges explainer + score formula (TBD-02); </w:t>
+      </w:r>
+      <w:r>
+        <w:rPr>
+          <w:rFonts w:ascii="Consolas" w:hAnsi="Consolas"/>
+          <w:sz w:val="20"/>
+        </w:rPr>
+        <w:t>GET /api/v1/audit/{id}/report</w:t>
+      </w:r>
+      <w:r>
+        <w:t xml:space="preserve">; pipeline statuses include </w:t>
+      </w:r>
+      <w:r>
+        <w:rPr>
+          <w:rFonts w:ascii="Consolas" w:hAnsi="Consolas"/>
+          <w:sz w:val="20"/>
+        </w:rPr>
+        <w:t>explaining</w:t>
+      </w:r>
+      <w:r>
+        <w:t xml:space="preserve">; template fallback when no API key (FR-AG.6); reports → </w:t>
+      </w:r>
+      <w:r>
+        <w:rPr>
+          <w:rFonts w:ascii="Consolas" w:hAnsi="Consolas"/>
+          <w:sz w:val="20"/>
+        </w:rPr>
+        <w:t>outputs/reports/</w:t>
+      </w:r>
+    </w:p>
+    <w:p>
+      <w:pPr>
+        <w:pStyle w:val="ListBullet"/>
+      </w:pPr>
+      <w:r>
+        <w:rPr>
+          <w:b/>
+        </w:rPr>
+        <w:t>Tests:</w:t>
+      </w:r>
+      <w:r>
+        <w:t xml:space="preserve"> </w:t>
+      </w:r>
+      <w:r>
+        <w:rPr>
+          <w:b/>
+        </w:rPr>
+        <w:t>94 pytest</w:t>
+      </w:r>
+      <w:r>
+        <w:t xml:space="preserve"> passed (parser, rules R01–R30, agent, audit, explainer)</w:t>
+      </w:r>
+    </w:p>
+    <w:p>
+      <w:pPr>
+        <w:pStyle w:val="ListBullet"/>
+      </w:pPr>
+      <w:r>
+        <w:t xml:space="preserve">Week 4 demo goal met: XML upload → violations → agent-enriched </w:t>
+      </w:r>
+      <w:r>
+        <w:rPr>
+          <w:rFonts w:ascii="Consolas" w:hAnsi="Consolas"/>
+          <w:sz w:val="20"/>
+        </w:rPr>
+        <w:t>report.json</w:t>
+      </w:r>
+      <w:r>
+        <w:t xml:space="preserve"> (template mode without live LLM)</w:t>
+      </w:r>
+    </w:p>
+    <w:p>
+      <w:r>
+        <w:rPr>
+          <w:b/>
+        </w:rPr>
+        <w:t>Pending:</w:t>
+      </w:r>
+    </w:p>
+    <w:p>
+      <w:pPr>
+        <w:pStyle w:val="ListBullet"/>
+      </w:pPr>
+      <w:r>
+        <w:t>Ayesha: frontend ↔ API wiring; prompt experiments + TBD-01 model choice</w:t>
+      </w:r>
+    </w:p>
+    <w:p>
+      <w:pPr>
+        <w:pStyle w:val="ListBullet"/>
+      </w:pPr>
+      <w:r>
+        <w:rPr>
+          <w:rFonts w:ascii="Consolas" w:hAnsi="Consolas"/>
+          <w:sz w:val="20"/>
+        </w:rPr>
+        <w:t>src/report.py</w:t>
+      </w:r>
+      <w:r>
+        <w:t xml:space="preserve"> HTML/PDF (Week 5)</w:t>
+      </w:r>
+    </w:p>
+    <w:p>
+      <w:pPr>
+        <w:pStyle w:val="ListBullet"/>
+      </w:pPr>
+      <w:r>
+        <w:t>Formal R11–R15 review sign-off documentation</w:t>
+      </w:r>
+    </w:p>
+    <w:p>
+      <w:pPr>
+        <w:pStyle w:val="ListBullet"/>
+      </w:pPr>
+      <w:r>
+        <w:t>Rico holdout batch evaluation</w:t>
+      </w:r>
+    </w:p>
+    <w:p>
+      <w:pPr>
+        <w:pStyle w:val="ListBullet"/>
+      </w:pPr>
+      <w:r>
+        <w:t>Auth + Records API</w:t>
+      </w:r>
+    </w:p>
+    <w:p>
+      <w:r>
+        <w:rPr>
+          <w:b/>
+        </w:rPr>
+        <w:t>Blockers:</w:t>
+      </w:r>
+      <w:r>
+        <w:t xml:space="preserve"> None (API ready for Ayesha)</w:t>
+      </w:r>
+    </w:p>
+    <w:p>
+      <w:pPr>
+        <w:spacing w:before="120" w:after="120"/>
+      </w:pPr>
+      <w:r>
+        <w:rPr>
+          <w:color w:val="CCCCCC"/>
+          <w:sz w:val="16"/>
+        </w:rPr>
+        <w:t>────────────────────────────────────────────────────────────────────────</w:t>
       </w:r>
     </w:p>
     <w:p>
@@ -9852,6 +10371,73 @@
             <w:r/>
             <w:r>
               <w:t>R13–R20 rule lead → Noor; DOCX regenerated</w:t>
+            </w:r>
+          </w:p>
+        </w:tc>
+      </w:tr>
+      <w:tr>
+        <w:tc>
+          <w:tcPr>
+            <w:tcW w:type="dxa" w:w="2340"/>
+          </w:tcPr>
+          <w:p>
+            <w:pPr>
+              <w:spacing w:after="40"/>
+            </w:pPr>
+            <w:r/>
+            <w:r>
+              <w:rPr>
+                <w:b/>
+              </w:rPr>
+              <w:t>1.6</w:t>
+            </w:r>
+          </w:p>
+        </w:tc>
+        <w:tc>
+          <w:tcPr>
+            <w:tcW w:type="dxa" w:w="2340"/>
+          </w:tcPr>
+          <w:p>
+            <w:pPr>
+              <w:spacing w:after="40"/>
+            </w:pPr>
+            <w:r/>
+            <w:r>
+              <w:rPr>
+                <w:b/>
+              </w:rPr>
+              <w:t>9 Jul 2026</w:t>
+            </w:r>
+          </w:p>
+        </w:tc>
+        <w:tc>
+          <w:tcPr>
+            <w:tcW w:type="dxa" w:w="2340"/>
+          </w:tcPr>
+          <w:p>
+            <w:pPr>
+              <w:spacing w:after="40"/>
+            </w:pPr>
+            <w:r/>
+            <w:r>
+              <w:rPr>
+                <w:b/>
+              </w:rPr>
+              <w:t>Noor</w:t>
+            </w:r>
+          </w:p>
+        </w:tc>
+        <w:tc>
+          <w:tcPr>
+            <w:tcW w:type="dxa" w:w="2340"/>
+          </w:tcPr>
+          <w:p>
+            <w:pPr>
+              <w:spacing w:after="40"/>
+            </w:pPr>
+            <w:r/>
+            <w:r>
+              <w:t>Week 4: R01–R30, explainer + report API, 94 tests, frontend/notebook sync; next steps + §15</w:t>
             </w:r>
           </w:p>
         </w:tc>

--- a/docs/progress/Supplementary_Progress_Report_v1.0_formatted.docx
+++ b/docs/progress/Supplementary_Progress_Report_v1.0_formatted.docx
@@ -23,7 +23,7 @@
         <w:rPr>
           <w:b/>
         </w:rPr>
-        <w:t>Practical work completed — Weeks 1–4 (baseline 1 July 2026; updated 9 July 2026)</w:t>
+        <w:t>Practical work completed — Weeks 1–5 (baseline 1 July 2026; updated 12 July 2026)</w:t>
       </w:r>
     </w:p>
     <w:p>
@@ -410,7 +410,7 @@
             </w:pPr>
             <w:r/>
             <w:r>
-              <w:t xml:space="preserve">Result (9 Jul on </w:t>
+              <w:t xml:space="preserve">Result (12 Jul on </w:t>
             </w:r>
             <w:r>
               <w:rPr>
@@ -502,13 +502,13 @@
               <w:t>R01–R30 implemented</w:t>
             </w:r>
             <w:r>
-              <w:t xml:space="preserve"> — visibility filter; R11 implemented; R09 needs declared colors/screenshot; </w:t>
+              <w:t xml:space="preserve"> — 57 XML pass/fail fixtures; </w:t>
             </w:r>
             <w:r>
               <w:rPr>
                 <w:b/>
               </w:rPr>
-              <w:t>94 pytest</w:t>
+              <w:t>120 pytest</w:t>
             </w:r>
           </w:p>
         </w:tc>
@@ -604,7 +604,13 @@
             </w:pPr>
             <w:r/>
             <w:r>
-              <w:t xml:space="preserve">Not started — no </w:t>
+              <w:rPr>
+                <w:b/>
+              </w:rPr>
+              <w:t>Done</w:t>
+            </w:r>
+            <w:r>
+              <w:t xml:space="preserve"> — </w:t>
             </w:r>
             <w:r>
               <w:rPr>
@@ -614,62 +620,50 @@
               <w:t>src/report.py</w:t>
             </w:r>
             <w:r>
-              <w:t xml:space="preserve"> HTML/PDF yet</w:t>
-            </w:r>
-          </w:p>
-        </w:tc>
-      </w:tr>
-      <w:tr>
-        <w:tc>
-          <w:tcPr>
-            <w:tcW w:type="dxa" w:w="4680"/>
-          </w:tcPr>
-          <w:p>
-            <w:pPr>
-              <w:spacing w:after="40"/>
-            </w:pPr>
-            <w:r/>
-            <w:r>
-              <w:t>Axion React UI</w:t>
-            </w:r>
-          </w:p>
-        </w:tc>
-        <w:tc>
-          <w:tcPr>
-            <w:tcW w:type="dxa" w:w="4680"/>
-          </w:tcPr>
-          <w:p>
-            <w:pPr>
-              <w:spacing w:after="40"/>
-            </w:pPr>
-            <w:r/>
-            <w:r>
-              <w:rPr>
-                <w:b/>
-              </w:rPr>
-              <w:t>On `noor` branch</w:t>
-            </w:r>
-            <w:r>
-              <w:t xml:space="preserve"> — Ayesha </w:t>
+              <w:t xml:space="preserve"> (Jinja2 HTML + PIL + Playwright PDF); </w:t>
             </w:r>
             <w:r>
               <w:rPr>
                 <w:rFonts w:ascii="Consolas" w:hAnsi="Consolas"/>
                 <w:sz w:val="20"/>
               </w:rPr>
-              <w:t>frontend/</w:t>
-            </w:r>
-            <w:r>
-              <w:t xml:space="preserve"> synced (latest 8 Jul); </w:t>
-            </w:r>
+              <w:t>GET …/report/download</w:t>
+            </w:r>
+          </w:p>
+        </w:tc>
+      </w:tr>
+      <w:tr>
+        <w:tc>
+          <w:tcPr>
+            <w:tcW w:type="dxa" w:w="4680"/>
+          </w:tcPr>
+          <w:p>
+            <w:pPr>
+              <w:spacing w:after="40"/>
+            </w:pPr>
+            <w:r/>
+            <w:r>
+              <w:t>Axion React UI</w:t>
+            </w:r>
+          </w:p>
+        </w:tc>
+        <w:tc>
+          <w:tcPr>
+            <w:tcW w:type="dxa" w:w="4680"/>
+          </w:tcPr>
+          <w:p>
+            <w:pPr>
+              <w:spacing w:after="40"/>
+            </w:pPr>
+            <w:r/>
             <w:r>
               <w:rPr>
                 <w:b/>
               </w:rPr>
-              <w:t>not calling live API</w:t>
-            </w:r>
-            <w:r>
-              <w:t xml:space="preserve"> (mock data)</w:t>
+              <w:t>Partial</w:t>
+            </w:r>
+            <w:r>
+              <w:t xml:space="preserve"> — Upload/Dashboard/Report wired to live API; Records still mock (Week 6)</w:t>
             </w:r>
           </w:p>
         </w:tc>
@@ -715,16 +709,16 @@
               <w:t>POST /audit</w:t>
             </w:r>
             <w:r>
-              <w:t xml:space="preserve"> → violations + </w:t>
+              <w:t xml:space="preserve"> → violations + report + </w:t>
             </w:r>
             <w:r>
               <w:rPr>
                 <w:b/>
               </w:rPr>
-              <w:t>`GET …/report`</w:t>
-            </w:r>
-            <w:r>
-              <w:t xml:space="preserve"> (score + agent fields); no auth/records/download</w:t>
+              <w:t>download</w:t>
+            </w:r>
+            <w:r>
+              <w:t>; no auth/records persistence</w:t>
             </w:r>
           </w:p>
         </w:tc>
@@ -846,7 +840,7 @@
               <w:rPr>
                 <w:b/>
               </w:rPr>
-              <w:t>v1.6</w:t>
+              <w:t>v1.7</w:t>
             </w:r>
           </w:p>
         </w:tc>
@@ -858,10 +852,10 @@
         <w:rPr>
           <w:b/>
         </w:rPr>
-        <w:t>Bottom line (9 Jul):</w:t>
-      </w:r>
-      <w:r>
-        <w:t xml:space="preserve"> Week 4 agent wiring is done — real API demo: XML → R01–R30 → </w:t>
+        <w:t>Bottom line (12 Jul, pushed `4ce430feb`):</w:t>
+      </w:r>
+      <w:r>
+        <w:t xml:space="preserve"> Week 5 complete — full pipeline XML → R01–R30 → </w:t>
       </w:r>
       <w:r>
         <w:rPr>
@@ -871,17 +865,7 @@
         <w:t>report.json</w:t>
       </w:r>
       <w:r>
-        <w:t xml:space="preserve"> (template mode without live LLM). Next: Ayesha frontend↔API + prompt experiments (TBD-01); Noor </w:t>
-      </w:r>
-      <w:r>
-        <w:rPr>
-          <w:rFonts w:ascii="Consolas" w:hAnsi="Consolas"/>
-          <w:sz w:val="20"/>
-        </w:rPr>
-        <w:t>src/report.py</w:t>
-      </w:r>
-      <w:r>
-        <w:t xml:space="preserve"> HTML/PDF.</w:t>
+        <w:t xml:space="preserve"> → downloadable HTML/PDF. Upload/Dashboard/Report wired to live API. Rule fixtures now cover R09–R20. Next: Records + auth (Week 6).</w:t>
       </w:r>
     </w:p>
     <w:p>
@@ -975,7 +959,7 @@
             </w:pPr>
             <w:r/>
             <w:r>
-              <w:t>Status (9 Jul)</w:t>
+              <w:t>Status (12 Jul)</w:t>
             </w:r>
           </w:p>
         </w:tc>
@@ -1168,7 +1152,14 @@
               <w:t>src/rules.py</w:t>
             </w:r>
             <w:r>
-              <w:t>; fixtures R11 + R21–R30</w:t>
+              <w:t xml:space="preserve">; 57 XML fixtures in </w:t>
+            </w:r>
+            <w:r>
+              <w:rPr>
+                <w:rFonts w:ascii="Consolas" w:hAnsi="Consolas"/>
+                <w:sz w:val="20"/>
+              </w:rPr>
+              <w:t>tests/fixtures/rules/</w:t>
             </w:r>
           </w:p>
         </w:tc>
@@ -1335,7 +1326,10 @@
             </w:pPr>
             <w:r/>
             <w:r>
-              <w:t>Planned</w:t>
+              <w:rPr>
+                <w:b/>
+              </w:rPr>
+              <w:t>Done</w:t>
             </w:r>
           </w:p>
         </w:tc>
@@ -1348,9 +1342,6 @@
               <w:spacing w:after="40"/>
             </w:pPr>
             <w:r/>
-            <w:r>
-              <w:t xml:space="preserve">No </w:t>
-            </w:r>
             <w:r>
               <w:rPr>
                 <w:rFonts w:ascii="Consolas" w:hAnsi="Consolas"/>
@@ -1358,97 +1349,15 @@
               </w:rPr>
               <w:t>src/report.py</w:t>
             </w:r>
-          </w:p>
-        </w:tc>
-      </w:tr>
-      <w:tr>
-        <w:tc>
-          <w:tcPr>
-            <w:tcW w:type="dxa" w:w="1872"/>
-          </w:tcPr>
-          <w:p>
-            <w:pPr>
-              <w:spacing w:after="40"/>
-            </w:pPr>
-            <w:r/>
-            <w:r>
-              <w:t>UI — Axion</w:t>
-            </w:r>
-          </w:p>
-        </w:tc>
-        <w:tc>
-          <w:tcPr>
-            <w:tcW w:type="dxa" w:w="1872"/>
-          </w:tcPr>
-          <w:p>
-            <w:pPr>
-              <w:spacing w:after="40"/>
-            </w:pPr>
-            <w:r/>
-            <w:r>
-              <w:t>Ayesha</w:t>
-            </w:r>
-          </w:p>
-        </w:tc>
-        <w:tc>
-          <w:tcPr>
-            <w:tcW w:type="dxa" w:w="1872"/>
-          </w:tcPr>
-          <w:p>
-            <w:pPr>
-              <w:spacing w:after="40"/>
-            </w:pPr>
-            <w:r/>
-            <w:r>
-              <w:t>React dashboard</w:t>
-            </w:r>
-          </w:p>
-        </w:tc>
-        <w:tc>
-          <w:tcPr>
-            <w:tcW w:type="dxa" w:w="1872"/>
-          </w:tcPr>
-          <w:p>
-            <w:pPr>
-              <w:spacing w:after="40"/>
-            </w:pPr>
-            <w:r/>
-            <w:r>
-              <w:rPr>
-                <w:b/>
-              </w:rPr>
-              <w:t>Scaffold</w:t>
-            </w:r>
-          </w:p>
-        </w:tc>
-        <w:tc>
-          <w:tcPr>
-            <w:tcW w:type="dxa" w:w="1872"/>
-          </w:tcPr>
-          <w:p>
-            <w:pPr>
-              <w:spacing w:after="40"/>
-            </w:pPr>
-            <w:r/>
+            <w:r>
+              <w:t xml:space="preserve">; </w:t>
+            </w:r>
             <w:r>
               <w:rPr>
                 <w:rFonts w:ascii="Consolas" w:hAnsi="Consolas"/>
                 <w:sz w:val="20"/>
               </w:rPr>
-              <w:t>frontend/</w:t>
-            </w:r>
-            <w:r>
-              <w:t xml:space="preserve"> on </w:t>
-            </w:r>
-            <w:r>
-              <w:rPr>
-                <w:rFonts w:ascii="Consolas" w:hAnsi="Consolas"/>
-                <w:sz w:val="20"/>
-              </w:rPr>
-              <w:t>noor</w:t>
-            </w:r>
-            <w:r>
-              <w:t>; mock data only</w:t>
+              <w:t>GET …/report/download</w:t>
             </w:r>
           </w:p>
         </w:tc>
@@ -1464,7 +1373,7 @@
             </w:pPr>
             <w:r/>
             <w:r>
-              <w:t>API</w:t>
+              <w:t>UI — Axion</w:t>
             </w:r>
           </w:p>
         </w:tc>
@@ -1478,7 +1387,7 @@
             </w:pPr>
             <w:r/>
             <w:r>
-              <w:t>Noor</w:t>
+              <w:t>Ayesha</w:t>
             </w:r>
           </w:p>
         </w:tc>
@@ -1492,7 +1401,7 @@
             </w:pPr>
             <w:r/>
             <w:r>
-              <w:t>FastAPI audit routes</w:t>
+              <w:t>React dashboard</w:t>
             </w:r>
           </w:p>
         </w:tc>
@@ -1523,7 +1432,82 @@
             </w:pPr>
             <w:r/>
             <w:r>
-              <w:t>violations + report; no auth/records/download</w:t>
+              <w:t>Upload/Dashboard/Report wired; Records mock</w:t>
+            </w:r>
+          </w:p>
+        </w:tc>
+      </w:tr>
+      <w:tr>
+        <w:tc>
+          <w:tcPr>
+            <w:tcW w:type="dxa" w:w="1872"/>
+          </w:tcPr>
+          <w:p>
+            <w:pPr>
+              <w:spacing w:after="40"/>
+            </w:pPr>
+            <w:r/>
+            <w:r>
+              <w:t>API</w:t>
+            </w:r>
+          </w:p>
+        </w:tc>
+        <w:tc>
+          <w:tcPr>
+            <w:tcW w:type="dxa" w:w="1872"/>
+          </w:tcPr>
+          <w:p>
+            <w:pPr>
+              <w:spacing w:after="40"/>
+            </w:pPr>
+            <w:r/>
+            <w:r>
+              <w:t>Noor</w:t>
+            </w:r>
+          </w:p>
+        </w:tc>
+        <w:tc>
+          <w:tcPr>
+            <w:tcW w:type="dxa" w:w="1872"/>
+          </w:tcPr>
+          <w:p>
+            <w:pPr>
+              <w:spacing w:after="40"/>
+            </w:pPr>
+            <w:r/>
+            <w:r>
+              <w:t>FastAPI audit routes</w:t>
+            </w:r>
+          </w:p>
+        </w:tc>
+        <w:tc>
+          <w:tcPr>
+            <w:tcW w:type="dxa" w:w="1872"/>
+          </w:tcPr>
+          <w:p>
+            <w:pPr>
+              <w:spacing w:after="40"/>
+            </w:pPr>
+            <w:r/>
+            <w:r>
+              <w:rPr>
+                <w:b/>
+              </w:rPr>
+              <w:t>Partial</w:t>
+            </w:r>
+          </w:p>
+        </w:tc>
+        <w:tc>
+          <w:tcPr>
+            <w:tcW w:type="dxa" w:w="1872"/>
+          </w:tcPr>
+          <w:p>
+            <w:pPr>
+              <w:spacing w:after="40"/>
+            </w:pPr>
+            <w:r/>
+            <w:r>
+              <w:t>violations + report + download; no auth/records</w:t>
             </w:r>
           </w:p>
         </w:tc>
@@ -1632,7 +1616,7 @@
           <w:i/>
           <w:color w:val="333333"/>
         </w:rPr>
-        <w:t>**As of 9 July 2026** on branch `noor` — canonical repo: [agentic-accessibility-auditor](https://github.com/MuhammadNoor7/agentic-accessibility-auditor)</w:t>
+        <w:t>**As of 12 July 2026** on branch `noor` (commit `4ce430feb`) — canonical repo: [agentic-accessibility-auditor](https://github.com/MuhammadNoor7/agentic-accessibility-auditor)</w:t>
       </w:r>
     </w:p>
     <w:p>
@@ -1656,6 +1640,12 @@
         <w:t>│   ├── rules.py                        ← R01–R30 rule checker (Stage 2)</w:t>
         <w:br/>
         <w:t>│   ├── agent.py                        ← Score + build_audit_report (Stage 3; API-wired)</w:t>
+        <w:br/>
+        <w:t>│   ├── report.py                       ← Jinja2 HTML + Playwright PDF (Stage 4)</w:t>
+        <w:br/>
+        <w:t>│   ├── templates/</w:t>
+        <w:br/>
+        <w:t>│   │   └── audit_report.html.j2        ← Standalone HTML report template</w:t>
         <w:br/>
         <w:t>│   ├── explainer.py                    ← Live LLM recommendations (batched; anti-hallucination)</w:t>
         <w:br/>
@@ -1679,7 +1669,7 @@
         <w:br/>
         <w:t>│   └── routers/</w:t>
         <w:br/>
-        <w:t>│       └── audit.py                    ← POST /audit, GET …/violations, GET …/report</w:t>
+        <w:t>│       └── audit.py                    ← POST /audit, GET …/violations, GET …/report, GET …/report/download</w:t>
         <w:br/>
         <w:t>│</w:t>
         <w:br/>
@@ -1697,7 +1687,7 @@
         <w:br/>
         <w:t>│       ├── main.jsx, index.css</w:t>
         <w:br/>
-        <w:t>│       ├── state/auditFiles.js         ← Local upload state (not API-wired yet)</w:t>
+        <w:t>│       ├── state/auditFiles.js         ← Upload file state (wired to POST /audit)</w:t>
         <w:br/>
         <w:t>│       ├── components/</w:t>
         <w:br/>
@@ -1717,19 +1707,21 @@
         <w:br/>
         <w:t>│</w:t>
         <w:br/>
-        <w:t>├── tests/                              ← pytest suite (**94** passed on `noor`)</w:t>
+        <w:t>├── tests/                              ← pytest suite (**120** passed on `noor`)</w:t>
         <w:br/>
         <w:t>│   ├── test_parser.py</w:t>
         <w:br/>
-        <w:t>│   ├── test_rules.py                   ← R01–R30 fixtures + visibility filter tests</w:t>
+        <w:t>│   ├── test_rules.py                   ← R01–R30 pass/fail XML fixtures (78 tests)</w:t>
         <w:br/>
         <w:t>│   ├── test_agent.py                   ← score + template report</w:t>
         <w:br/>
-        <w:t>│   ├── test_audit.py                   ← FastAPI violations + report</w:t>
+        <w:t>│   ├── test_audit.py                   ← FastAPI violations + report + download</w:t>
+        <w:br/>
+        <w:t>│   ├── test_report.py                  ← HTML/PDF export (Week 5)</w:t>
         <w:br/>
         <w:t>│   ├── test_explainer.py               ← anti-hallucination / batching (mocked LLM)</w:t>
         <w:br/>
-        <w:t>│   └── fixtures/rules/                 ← XML fixtures (R01–R12, R21–R30, …)</w:t>
+        <w:t>│   └── fixtures/rules/                 ← 57 controlled XML screens (R01–R30)</w:t>
         <w:br/>
         <w:t>│</w:t>
         <w:br/>
@@ -1757,21 +1749,17 @@
         <w:br/>
         <w:t>├── outputs/                            ← pipeline artefacts</w:t>
         <w:br/>
-        <w:t>│   ├── violations/                     ← *_violations.json</w:t>
+        <w:t>│   ├── violations/                     ← *_violations.json (Stage 2; generated locally)</w:t>
         <w:br/>
-        <w:t>│   ├── reports/                        ← *_report.json (agent-enriched; Week 4)</w:t>
+        <w:t>│   ├── reports/                        ← *_report.json, .html, .pdf (Stages 3–4)</w:t>
         <w:br/>
         <w:t>│   └── validation_logs/</w:t>
         <w:br/>
-        <w:t>│       ├── week3_summary.md</w:t>
+        <w:t>│       ├── noor_week1–4 summaries + logs</w:t>
         <w:br/>
-        <w:t>│       ├── week3_validation_log.txt</w:t>
+        <w:t>│       ├── noor_week5_summary.md</w:t>
         <w:br/>
-        <w:t>│       ├── noor_week3_summary.md</w:t>
-        <w:br/>
-        <w:t>│       ├── noor_week3_validation_log.txt</w:t>
-        <w:br/>
-        <w:t>│       └── masc_reparse_log.txt</w:t>
+        <w:t>│       └── noor_week5_validation_log.txt</w:t>
         <w:br/>
         <w:t>│</w:t>
         <w:br/>
@@ -1807,6 +1795,10 @@
         <w:br/>
         <w:t>│   ├── noor_week3_validate.py</w:t>
         <w:br/>
+        <w:t>│   ├── noor_week4_validate.py</w:t>
+        <w:br/>
+        <w:t>│   ├── noor_week5_validate.py</w:t>
+        <w:br/>
         <w:t>│   ├── masc_parse_signoff.py</w:t>
         <w:br/>
         <w:t>│   ├── run_explainer_sample.py         ← Stage 3 LLM sample runner</w:t>
@@ -2124,9 +2116,6 @@
               </w:rPr>
               <w:t>src/report.py</w:t>
             </w:r>
-            <w:r>
-              <w:t xml:space="preserve"> (planned)</w:t>
-            </w:r>
           </w:p>
         </w:tc>
         <w:tc>
@@ -2139,7 +2128,24 @@
             </w:pPr>
             <w:r/>
             <w:r>
-              <w:t>HTML/PDF — not started</w:t>
+              <w:rPr>
+                <w:rFonts w:ascii="Consolas" w:hAnsi="Consolas"/>
+                <w:sz w:val="20"/>
+              </w:rPr>
+              <w:t>outputs/reports/*_report.html</w:t>
+            </w:r>
+            <w:r>
+              <w:t xml:space="preserve"> / </w:t>
+            </w:r>
+            <w:r>
+              <w:rPr>
+                <w:rFonts w:ascii="Consolas" w:hAnsi="Consolas"/>
+                <w:sz w:val="20"/>
+              </w:rPr>
+              <w:t>.pdf</w:t>
+            </w:r>
+            <w:r>
+              <w:t xml:space="preserve"> + download API</w:t>
             </w:r>
           </w:p>
         </w:tc>
@@ -2187,7 +2193,7 @@
             </w:pPr>
             <w:r/>
             <w:r>
-              <w:t>in-memory job → violations + report JSON</w:t>
+              <w:t>in-memory job → violations + report JSON + file download</w:t>
             </w:r>
           </w:p>
         </w:tc>
@@ -2245,7 +2251,7 @@
               <w:t>:5173</w:t>
             </w:r>
             <w:r>
-              <w:t xml:space="preserve"> (mock data; not wired to API yet)</w:t>
+              <w:t xml:space="preserve"> (Upload/Dashboard/Report wired; Records mock)</w:t>
             </w:r>
           </w:p>
         </w:tc>
@@ -8107,7 +8113,7 @@
         <w:pStyle w:val="Heading2"/>
       </w:pPr>
       <w:r>
-        <w:t>14. Recommended next steps (updated 9 July 2026)</w:t>
+        <w:t>14. Recommended next steps (updated 12 July 2026)</w:t>
       </w:r>
     </w:p>
     <w:p>
@@ -8118,69 +8124,10 @@
         <w:rPr>
           <w:b/>
         </w:rPr>
-        <w:t>Ayesha:</w:t>
-      </w:r>
-      <w:r>
-        <w:t xml:space="preserve"> Wire </w:t>
-      </w:r>
-      <w:r>
-        <w:rPr>
-          <w:rFonts w:ascii="Consolas" w:hAnsi="Consolas"/>
-          <w:sz w:val="20"/>
-        </w:rPr>
-        <w:t>frontend/</w:t>
-      </w:r>
-      <w:r>
-        <w:t xml:space="preserve"> to live audit API (</w:t>
-      </w:r>
-      <w:r>
-        <w:rPr>
-          <w:rFonts w:ascii="Consolas" w:hAnsi="Consolas"/>
-          <w:sz w:val="20"/>
-        </w:rPr>
-        <w:t>POST /audit</w:t>
-      </w:r>
-      <w:r>
-        <w:t xml:space="preserve">, </w:t>
-      </w:r>
-      <w:r>
-        <w:rPr>
-          <w:rFonts w:ascii="Consolas" w:hAnsi="Consolas"/>
-          <w:sz w:val="20"/>
-        </w:rPr>
-        <w:t>GET …/violations</w:t>
-      </w:r>
-      <w:r>
-        <w:t xml:space="preserve">, </w:t>
-      </w:r>
-      <w:r>
-        <w:rPr>
-          <w:rFonts w:ascii="Consolas" w:hAnsi="Consolas"/>
-          <w:sz w:val="20"/>
-        </w:rPr>
-        <w:t>GET …/report</w:t>
-      </w:r>
-      <w:r>
-        <w:t>); run prompt experiments (</w:t>
-      </w:r>
-      <w:r>
-        <w:rPr>
-          <w:rFonts w:ascii="Consolas" w:hAnsi="Consolas"/>
-          <w:sz w:val="20"/>
-        </w:rPr>
-        <w:t>run_explainer_sample.py</w:t>
-      </w:r>
-      <w:r>
-        <w:t xml:space="preserve">) and resolve </w:t>
-      </w:r>
-      <w:r>
-        <w:rPr>
-          <w:b/>
-        </w:rPr>
-        <w:t>TBD-01</w:t>
-      </w:r>
-      <w:r>
-        <w:t xml:space="preserve"> with Noor; review R11–R12</w:t>
+        <w:t>Salar:</w:t>
+      </w:r>
+      <w:r>
+        <w:t xml:space="preserve"> Auth backend (JWT) + records persistence API (Week 6)</w:t>
       </w:r>
     </w:p>
     <w:p>
@@ -8191,20 +8138,10 @@
         <w:rPr>
           <w:b/>
         </w:rPr>
-        <w:t>Noor:</w:t>
-      </w:r>
-      <w:r>
-        <w:t xml:space="preserve"> Start </w:t>
-      </w:r>
-      <w:r>
-        <w:rPr>
-          <w:rFonts w:ascii="Consolas" w:hAnsi="Consolas"/>
-          <w:sz w:val="20"/>
-        </w:rPr>
-        <w:t>src/report.py</w:t>
-      </w:r>
-      <w:r>
-        <w:t xml:space="preserve"> HTML/PDF; update validation logs for R01–R30; Rico holdout batch parse</w:t>
+        <w:t>Ayesha:</w:t>
+      </w:r>
+      <w:r>
+        <w:t xml:space="preserve"> Wire Records page to list endpoint once backend exists; auth screens when auth router lands</w:t>
       </w:r>
     </w:p>
     <w:p>
@@ -8215,10 +8152,10 @@
         <w:rPr>
           <w:b/>
         </w:rPr>
-        <w:t>Salar:</w:t>
-      </w:r>
-      <w:r>
-        <w:t xml:space="preserve"> Tune R07 false positives; improve R09 when colors/screenshots available</w:t>
+        <w:t>Noor:</w:t>
+      </w:r>
+      <w:r>
+        <w:t xml:space="preserve"> Rico holdout batch parse + evaluation sheet; Docker polish</w:t>
       </w:r>
     </w:p>
     <w:p>
@@ -8232,7 +8169,7 @@
         <w:t>All:</w:t>
       </w:r>
       <w:r>
-        <w:t xml:space="preserve"> Demo — XML upload → API → violations → agent-enriched report (template or live LLM)</w:t>
+        <w:t xml:space="preserve"> Demo — XML upload → API → dashboard → downloadable HTML/PDF report</w:t>
       </w:r>
     </w:p>
     <w:p>
@@ -8266,6 +8203,553 @@
           <w:color w:val="333333"/>
         </w:rPr>
         <w:t>**Instructions:** Each intern adds a dated entry after pushing work. Newest week at the top. Keep entries factual — file names, test counts, branch commits.</w:t>
+      </w:r>
+    </w:p>
+    <w:p>
+      <w:pPr>
+        <w:pStyle w:val="Heading3"/>
+      </w:pPr>
+      <w:r>
+        <w:t>Week 5 — Noor (`noor` branch, commit `4ce430feb` — pushed 12 Jul 2026)</w:t>
+      </w:r>
+    </w:p>
+    <w:p>
+      <w:r>
+        <w:rPr>
+          <w:b/>
+        </w:rPr>
+        <w:t>Pushed by:</w:t>
+      </w:r>
+      <w:r>
+        <w:t xml:space="preserve"> Muhammad Noor</w:t>
+      </w:r>
+    </w:p>
+    <w:p>
+      <w:r>
+        <w:rPr>
+          <w:b/>
+        </w:rPr>
+        <w:t>Date:</w:t>
+      </w:r>
+      <w:r>
+        <w:t xml:space="preserve"> 12 July 2026</w:t>
+      </w:r>
+    </w:p>
+    <w:p>
+      <w:r>
+        <w:rPr>
+          <w:b/>
+        </w:rPr>
+        <w:t>Completed:</w:t>
+      </w:r>
+    </w:p>
+    <w:p>
+      <w:pPr>
+        <w:pStyle w:val="ListBullet"/>
+      </w:pPr>
+      <w:r>
+        <w:rPr>
+          <w:b/>
+        </w:rPr>
+        <w:t>`src/report.py`</w:t>
+      </w:r>
+      <w:r>
+        <w:t xml:space="preserve"> — Jinja2 template (</w:t>
+      </w:r>
+      <w:r>
+        <w:rPr>
+          <w:rFonts w:ascii="Consolas" w:hAnsi="Consolas"/>
+          <w:sz w:val="20"/>
+        </w:rPr>
+        <w:t>src/templates/audit_report.html.j2</w:t>
+      </w:r>
+      <w:r>
+        <w:t>), PIL screenshot bounding-box annotation, Playwright PDF export</w:t>
+      </w:r>
+    </w:p>
+    <w:p>
+      <w:pPr>
+        <w:pStyle w:val="ListBullet"/>
+      </w:pPr>
+      <w:r>
+        <w:rPr>
+          <w:b/>
+        </w:rPr>
+        <w:t>Download API</w:t>
+      </w:r>
+      <w:r>
+        <w:t xml:space="preserve"> — </w:t>
+      </w:r>
+      <w:r>
+        <w:rPr>
+          <w:rFonts w:ascii="Consolas" w:hAnsi="Consolas"/>
+          <w:sz w:val="20"/>
+        </w:rPr>
+        <w:t>GET /api/v1/audit/{id}/report/download?format=html|pdf</w:t>
+      </w:r>
+      <w:r>
+        <w:t xml:space="preserve"> (sync handler for Playwright)</w:t>
+      </w:r>
+    </w:p>
+    <w:p>
+      <w:pPr>
+        <w:pStyle w:val="ListBullet"/>
+      </w:pPr>
+      <w:r>
+        <w:rPr>
+          <w:b/>
+        </w:rPr>
+        <w:t>Frontend</w:t>
+      </w:r>
+      <w:r>
+        <w:t xml:space="preserve"> — </w:t>
+      </w:r>
+      <w:r>
+        <w:rPr>
+          <w:rFonts w:ascii="Consolas" w:hAnsi="Consolas"/>
+          <w:sz w:val="20"/>
+        </w:rPr>
+        <w:t>downloadAuditReport()</w:t>
+      </w:r>
+      <w:r>
+        <w:t xml:space="preserve"> in </w:t>
+      </w:r>
+      <w:r>
+        <w:rPr>
+          <w:rFonts w:ascii="Consolas" w:hAnsi="Consolas"/>
+          <w:sz w:val="20"/>
+        </w:rPr>
+        <w:t>api.js</w:t>
+      </w:r>
+      <w:r>
+        <w:t xml:space="preserve">; </w:t>
+      </w:r>
+      <w:r>
+        <w:rPr>
+          <w:rFonts w:ascii="Consolas" w:hAnsi="Consolas"/>
+          <w:sz w:val="20"/>
+        </w:rPr>
+        <w:t>Report.jsx</w:t>
+      </w:r>
+      <w:r>
+        <w:t xml:space="preserve"> real HTML/PDF download after processing animation</w:t>
+      </w:r>
+    </w:p>
+    <w:p>
+      <w:pPr>
+        <w:pStyle w:val="ListBullet"/>
+      </w:pPr>
+      <w:r>
+        <w:rPr>
+          <w:b/>
+        </w:rPr>
+        <w:t>Rule fixtures</w:t>
+      </w:r>
+      <w:r>
+        <w:t xml:space="preserve"> — 21 new R09–R20 pass/fail XML files; </w:t>
+      </w:r>
+      <w:r>
+        <w:rPr>
+          <w:rFonts w:ascii="Consolas" w:hAnsi="Consolas"/>
+          <w:sz w:val="20"/>
+        </w:rPr>
+        <w:t>test_run.py --fixtures</w:t>
+      </w:r>
+      <w:r>
+        <w:t xml:space="preserve"> batch mode; fixture path fix (no MASC root collision)</w:t>
+      </w:r>
+    </w:p>
+    <w:p>
+      <w:pPr>
+        <w:pStyle w:val="ListBullet"/>
+      </w:pPr>
+      <w:r>
+        <w:rPr>
+          <w:b/>
+        </w:rPr>
+        <w:t>Tests</w:t>
+      </w:r>
+      <w:r>
+        <w:t xml:space="preserve"> — </w:t>
+      </w:r>
+      <w:r>
+        <w:rPr>
+          <w:rFonts w:ascii="Consolas" w:hAnsi="Consolas"/>
+          <w:sz w:val="20"/>
+        </w:rPr>
+        <w:t>tests/test_report.py</w:t>
+      </w:r>
+      <w:r>
+        <w:t xml:space="preserve">; extended </w:t>
+      </w:r>
+      <w:r>
+        <w:rPr>
+          <w:rFonts w:ascii="Consolas" w:hAnsi="Consolas"/>
+          <w:sz w:val="20"/>
+        </w:rPr>
+        <w:t>tests/test_audit.py</w:t>
+      </w:r>
+      <w:r>
+        <w:t xml:space="preserve"> + </w:t>
+      </w:r>
+      <w:r>
+        <w:rPr>
+          <w:rFonts w:ascii="Consolas" w:hAnsi="Consolas"/>
+          <w:sz w:val="20"/>
+        </w:rPr>
+        <w:t>tests/test_rules.py</w:t>
+      </w:r>
+      <w:r>
+        <w:t xml:space="preserve">; </w:t>
+      </w:r>
+      <w:r>
+        <w:rPr>
+          <w:b/>
+        </w:rPr>
+        <w:t>120 pytest</w:t>
+      </w:r>
+      <w:r>
+        <w:t xml:space="preserve"> passed</w:t>
+      </w:r>
+    </w:p>
+    <w:p>
+      <w:pPr>
+        <w:pStyle w:val="ListBullet"/>
+      </w:pPr>
+      <w:r>
+        <w:rPr>
+          <w:b/>
+        </w:rPr>
+        <w:t>Validation</w:t>
+      </w:r>
+      <w:r>
+        <w:t xml:space="preserve"> — </w:t>
+      </w:r>
+      <w:r>
+        <w:rPr>
+          <w:rFonts w:ascii="Consolas" w:hAnsi="Consolas"/>
+          <w:sz w:val="20"/>
+        </w:rPr>
+        <w:t>scripts/noor_week5_validate.py</w:t>
+      </w:r>
+      <w:r>
+        <w:t xml:space="preserve"> + validation logs</w:t>
+      </w:r>
+    </w:p>
+    <w:p>
+      <w:pPr>
+        <w:pStyle w:val="ListBullet"/>
+      </w:pPr>
+      <w:r>
+        <w:rPr>
+          <w:b/>
+        </w:rPr>
+        <w:t>Docs</w:t>
+      </w:r>
+      <w:r>
+        <w:t xml:space="preserve"> — SRS/SDS/README/updated_plan/progress report aligned; WeasyPrint → Jinja2 + Playwright</w:t>
+      </w:r>
+    </w:p>
+    <w:p>
+      <w:r>
+        <w:rPr>
+          <w:b/>
+        </w:rPr>
+        <w:t>Pending:</w:t>
+      </w:r>
+    </w:p>
+    <w:p>
+      <w:pPr>
+        <w:pStyle w:val="ListBullet"/>
+      </w:pPr>
+      <w:r>
+        <w:t>Records + auth (Week 6)</w:t>
+      </w:r>
+    </w:p>
+    <w:p>
+      <w:pPr>
+        <w:pStyle w:val="ListBullet"/>
+      </w:pPr>
+      <w:r>
+        <w:t>Rico holdout batch evaluation</w:t>
+      </w:r>
+    </w:p>
+    <w:p>
+      <w:r>
+        <w:rPr>
+          <w:b/>
+        </w:rPr>
+        <w:t>Blockers:</w:t>
+      </w:r>
+      <w:r>
+        <w:t xml:space="preserve"> None</w:t>
+      </w:r>
+    </w:p>
+    <w:p>
+      <w:pPr>
+        <w:spacing w:before="120" w:after="120"/>
+      </w:pPr>
+      <w:r>
+        <w:rPr>
+          <w:color w:val="CCCCCC"/>
+          <w:sz w:val="16"/>
+        </w:rPr>
+        <w:t>────────────────────────────────────────────────────────────────────────</w:t>
+      </w:r>
+    </w:p>
+    <w:p>
+      <w:pPr>
+        <w:pStyle w:val="Heading3"/>
+      </w:pPr>
+      <w:r>
+        <w:t>Week 4 — Ayesha</w:t>
+      </w:r>
+    </w:p>
+    <w:p>
+      <w:r>
+        <w:rPr>
+          <w:b/>
+        </w:rPr>
+        <w:t>Pushed by:</w:t>
+      </w:r>
+      <w:r>
+        <w:t xml:space="preserve"> Ayesha Naveed</w:t>
+      </w:r>
+    </w:p>
+    <w:p>
+      <w:r>
+        <w:rPr>
+          <w:b/>
+        </w:rPr>
+        <w:t>Date:</w:t>
+      </w:r>
+      <w:r>
+        <w:t xml:space="preserve"> 11 July 2026</w:t>
+      </w:r>
+    </w:p>
+    <w:p>
+      <w:r>
+        <w:rPr>
+          <w:b/>
+        </w:rPr>
+        <w:t>Completed:</w:t>
+      </w:r>
+    </w:p>
+    <w:p>
+      <w:pPr>
+        <w:pStyle w:val="ListBullet"/>
+      </w:pPr>
+      <w:r>
+        <w:rPr>
+          <w:b/>
+        </w:rPr>
+        <w:t>R11–R12 review sign-off:</w:t>
+      </w:r>
+      <w:r>
+        <w:t xml:space="preserve"> reviewed </w:t>
+      </w:r>
+      <w:r>
+        <w:rPr>
+          <w:rFonts w:ascii="Consolas" w:hAnsi="Consolas"/>
+          <w:sz w:val="20"/>
+        </w:rPr>
+        <w:t>src/rules.py</w:t>
+      </w:r>
+      <w:r>
+        <w:t xml:space="preserve"> implementations of </w:t>
+      </w:r>
+      <w:r>
+        <w:rPr>
+          <w:rFonts w:ascii="Consolas" w:hAnsi="Consolas"/>
+          <w:sz w:val="20"/>
+        </w:rPr>
+        <w:t>check_color_only_info</w:t>
+      </w:r>
+      <w:r>
+        <w:t xml:space="preserve"> (R11) and </w:t>
+      </w:r>
+      <w:r>
+        <w:rPr>
+          <w:rFonts w:ascii="Consolas" w:hAnsi="Consolas"/>
+          <w:sz w:val="20"/>
+        </w:rPr>
+        <w:t>check_missing_captions</w:t>
+      </w:r>
+      <w:r>
+        <w:t xml:space="preserve"> (R12) against </w:t>
+      </w:r>
+      <w:r>
+        <w:rPr>
+          <w:rFonts w:ascii="Consolas" w:hAnsi="Consolas"/>
+          <w:sz w:val="20"/>
+        </w:rPr>
+        <w:t>docs/r11_r12_design.md</w:t>
+      </w:r>
+      <w:r>
+        <w:t xml:space="preserve">. Confirmed both rules moved past their original Week 3 stub design — R11 now flags checkable-state widgets (CheckBox/Switch/ToggleButton/RadioButton) with no text/content_desc; R12 now uses </w:t>
+      </w:r>
+      <w:r>
+        <w:rPr>
+          <w:rFonts w:ascii="Consolas" w:hAnsi="Consolas"/>
+          <w:sz w:val="20"/>
+        </w:rPr>
+        <w:t>parent_id</w:t>
+      </w:r>
+      <w:r>
+        <w:t xml:space="preserve"> sibling adjacency plus bounds-proximity fallback, not just a blanket VideoView flag. Ran </w:t>
+      </w:r>
+      <w:r>
+        <w:rPr>
+          <w:rFonts w:ascii="Consolas" w:hAnsi="Consolas"/>
+          <w:sz w:val="20"/>
+        </w:rPr>
+        <w:t>pytest tests/test_rules.py -k "r11 or r12"</w:t>
+      </w:r>
+      <w:r>
+        <w:t xml:space="preserve"> — all 5 relevant tests passed (fixture pass/fail cases, non-checkable-widget exclusion, sibling-vs-bounds-distance priority, non-media stub behavior).</w:t>
+      </w:r>
+    </w:p>
+    <w:p>
+      <w:pPr>
+        <w:pStyle w:val="ListBullet"/>
+      </w:pPr>
+      <w:r>
+        <w:rPr>
+          <w:b/>
+        </w:rPr>
+        <w:t>Frontend ↔ API wiring</w:t>
+      </w:r>
+      <w:r>
+        <w:t xml:space="preserve"> (Priority 1): Upload, Dashboard, and Report pages now call the live backend (</w:t>
+      </w:r>
+      <w:r>
+        <w:rPr>
+          <w:rFonts w:ascii="Consolas" w:hAnsi="Consolas"/>
+          <w:sz w:val="20"/>
+        </w:rPr>
+        <w:t>POST /api/v1/audit</w:t>
+      </w:r>
+      <w:r>
+        <w:t xml:space="preserve">, </w:t>
+      </w:r>
+      <w:r>
+        <w:rPr>
+          <w:rFonts w:ascii="Consolas" w:hAnsi="Consolas"/>
+          <w:sz w:val="20"/>
+        </w:rPr>
+        <w:t>GET /report</w:t>
+      </w:r>
+      <w:r>
+        <w:t>) instead of mock data. Tested end-to-end with a real XML fixture and Groq — confirmed full pipeline works (upload → audit → dashboard → report).</w:t>
+      </w:r>
+    </w:p>
+    <w:p>
+      <w:pPr>
+        <w:pStyle w:val="ListBullet"/>
+      </w:pPr>
+      <w:r>
+        <w:rPr>
+          <w:b/>
+        </w:rPr>
+        <w:t>Agent prompt experiments (TBD-01):</w:t>
+      </w:r>
+      <w:r>
+        <w:t xml:space="preserve"> ran </w:t>
+      </w:r>
+      <w:r>
+        <w:rPr>
+          <w:rFonts w:ascii="Consolas" w:hAnsi="Consolas"/>
+          <w:sz w:val="20"/>
+        </w:rPr>
+        <w:t>scripts/run_explainer_sample.py</w:t>
+      </w:r>
+      <w:r>
+        <w:t xml:space="preserve"> — Groq tested successfully (15/15 violations explained, good quality, no hallucination observed). Anthropic/OpenAI blocked by paid billing requirements; Gemini blocked by a Google-side free-tier quota bug (</w:t>
+      </w:r>
+      <w:r>
+        <w:rPr>
+          <w:rFonts w:ascii="Consolas" w:hAnsi="Consolas"/>
+          <w:sz w:val="20"/>
+        </w:rPr>
+        <w:t>429</w:t>
+      </w:r>
+      <w:r>
+        <w:t xml:space="preserve">, limit 0) even after Noor's SDK fix resolved the original key-format issue. Documented in </w:t>
+      </w:r>
+      <w:r>
+        <w:rPr>
+          <w:rFonts w:ascii="Consolas" w:hAnsi="Consolas"/>
+          <w:sz w:val="20"/>
+        </w:rPr>
+        <w:t>docs/agent_prompt_experiments.md</w:t>
+      </w:r>
+      <w:r>
+        <w:t xml:space="preserve"> and </w:t>
+      </w:r>
+      <w:r>
+        <w:rPr>
+          <w:rFonts w:ascii="Consolas" w:hAnsi="Consolas"/>
+          <w:sz w:val="20"/>
+        </w:rPr>
+        <w:t>docs/TBD-01-decision.md</w:t>
+      </w:r>
+      <w:r>
+        <w:t>; TBD-01 marked Resolved (Groq as default) in this doc's Open Decisions table.</w:t>
+      </w:r>
+    </w:p>
+    <w:p>
+      <w:r>
+        <w:rPr>
+          <w:b/>
+        </w:rPr>
+        <w:t>Pending:</w:t>
+      </w:r>
+    </w:p>
+    <w:p>
+      <w:pPr>
+        <w:pStyle w:val="ListBullet"/>
+      </w:pPr>
+      <w:r>
+        <w:t>Full 4-provider comparison once Anthropic/OpenAI credits are available and Gemini's quota issue is resolved</w:t>
+      </w:r>
+    </w:p>
+    <w:p>
+      <w:pPr>
+        <w:pStyle w:val="ListBullet"/>
+      </w:pPr>
+      <w:r>
+        <w:t>Records/Audit History page — blocked on backend (no list endpoint, no persistence yet)</w:t>
+      </w:r>
+    </w:p>
+    <w:p>
+      <w:pPr>
+        <w:pStyle w:val="ListBullet"/>
+      </w:pPr>
+      <w:r>
+        <w:t>Auth pages (login/signup/etc.) — blocked on backend (no auth router implemented yet)</w:t>
+      </w:r>
+    </w:p>
+    <w:p>
+      <w:r>
+        <w:rPr>
+          <w:b/>
+        </w:rPr>
+        <w:t>Blockers:</w:t>
+      </w:r>
+      <w:r>
+        <w:t xml:space="preserve"> None on my own tasks; Records + Auth wiring blocked on backend work not yet scoped.</w:t>
+      </w:r>
+    </w:p>
+    <w:p>
+      <w:pPr>
+        <w:spacing w:before="120" w:after="120"/>
+      </w:pPr>
+      <w:r>
+        <w:rPr>
+          <w:color w:val="CCCCCC"/>
+          <w:sz w:val="16"/>
+        </w:rPr>
+        <w:t>────────────────────────────────────────────────────────────────────────</w:t>
       </w:r>
     </w:p>
     <w:p>
@@ -10438,6 +10922,83 @@
             <w:r/>
             <w:r>
               <w:t>Week 4: R01–R30, explainer + report API, 94 tests, frontend/notebook sync; next steps + §15</w:t>
+            </w:r>
+          </w:p>
+        </w:tc>
+      </w:tr>
+      <w:tr>
+        <w:tc>
+          <w:tcPr>
+            <w:tcW w:type="dxa" w:w="2340"/>
+          </w:tcPr>
+          <w:p>
+            <w:pPr>
+              <w:spacing w:after="40"/>
+            </w:pPr>
+            <w:r/>
+            <w:r>
+              <w:rPr>
+                <w:b/>
+              </w:rPr>
+              <w:t>1.7</w:t>
+            </w:r>
+          </w:p>
+        </w:tc>
+        <w:tc>
+          <w:tcPr>
+            <w:tcW w:type="dxa" w:w="2340"/>
+          </w:tcPr>
+          <w:p>
+            <w:pPr>
+              <w:spacing w:after="40"/>
+            </w:pPr>
+            <w:r/>
+            <w:r>
+              <w:rPr>
+                <w:b/>
+              </w:rPr>
+              <w:t>12 Jul 2026</w:t>
+            </w:r>
+          </w:p>
+        </w:tc>
+        <w:tc>
+          <w:tcPr>
+            <w:tcW w:type="dxa" w:w="2340"/>
+          </w:tcPr>
+          <w:p>
+            <w:pPr>
+              <w:spacing w:after="40"/>
+            </w:pPr>
+            <w:r/>
+            <w:r>
+              <w:rPr>
+                <w:b/>
+              </w:rPr>
+              <w:t>Noor</w:t>
+            </w:r>
+          </w:p>
+        </w:tc>
+        <w:tc>
+          <w:tcPr>
+            <w:tcW w:type="dxa" w:w="2340"/>
+          </w:tcPr>
+          <w:p>
+            <w:pPr>
+              <w:spacing w:after="40"/>
+            </w:pPr>
+            <w:r/>
+            <w:r>
+              <w:t>Week 5 pushed (</w:t>
+            </w:r>
+            <w:r>
+              <w:rPr>
+                <w:rFonts w:ascii="Consolas" w:hAnsi="Consolas"/>
+                <w:sz w:val="20"/>
+              </w:rPr>
+              <w:t>4ce430feb</w:t>
+            </w:r>
+            <w:r>
+              <w:t>): HTML/PDF export, download API, R09–R20 fixtures, 120 tests, docs aligned (Jinja2+Playwright)</w:t>
             </w:r>
           </w:p>
         </w:tc>
